--- a/SearchSarkariNaukri_Enterprise_SEO_Master_Documentation.docx
+++ b/SearchSarkariNaukri_Enterprise_SEO_Master_Documentation.docx
@@ -5191,8 +5191,8 @@
         <w:spacing w:after="150"/>
       </w:pPr>
       <w:r>
-        <w:pict w14:anchorId="23D99719">
-          <v:rect id="_x0000_i1320" style="width:0;height:1.5pt" o:hralign="center" o:hrstd="t" o:hr="t" fillcolor="#a0a0a0" stroked="f"/>
+        <w:pict w14:anchorId="56821FCA">
+          <v:rect id="_x0000_i1359" style="width:0;height:1.5pt" o:hralign="center" o:hrstd="t" o:hr="t" fillcolor="#a0a0a0" stroked="f"/>
         </w:pict>
       </w:r>
     </w:p>
@@ -5209,225 +5209,90 @@
           <w:b/>
           <w:bCs/>
         </w:rPr>
-        <w:t>Phase 7: Developer Accounts</w:t>
-      </w:r>
-    </w:p>
-    <w:p>
-      <w:pPr>
-        <w:numPr>
-          <w:ilvl w:val="0"/>
-          <w:numId w:val="12"/>
-        </w:numPr>
-        <w:spacing w:after="150"/>
-      </w:pPr>
-      <w:r>
-        <w:t xml:space="preserve">GitHub </w:t>
-      </w:r>
-    </w:p>
-    <w:p>
-      <w:pPr>
-        <w:numPr>
-          <w:ilvl w:val="0"/>
-          <w:numId w:val="12"/>
-        </w:numPr>
-        <w:spacing w:after="150"/>
-      </w:pPr>
-      <w:r>
-        <w:t xml:space="preserve">GitLab </w:t>
-      </w:r>
-    </w:p>
-    <w:p>
-      <w:pPr>
-        <w:numPr>
-          <w:ilvl w:val="0"/>
-          <w:numId w:val="12"/>
-        </w:numPr>
-        <w:spacing w:after="150"/>
-      </w:pPr>
-      <w:r>
-        <w:t xml:space="preserve">Bitbucket </w:t>
-      </w:r>
-    </w:p>
-    <w:p>
-      <w:pPr>
-        <w:numPr>
-          <w:ilvl w:val="0"/>
-          <w:numId w:val="12"/>
-        </w:numPr>
-        <w:spacing w:after="150"/>
-      </w:pPr>
-      <w:proofErr w:type="spellStart"/>
-      <w:r>
-        <w:t>Vercel</w:t>
-      </w:r>
-      <w:proofErr w:type="spellEnd"/>
-      <w:r>
-        <w:t xml:space="preserve"> </w:t>
-      </w:r>
-    </w:p>
-    <w:p>
-      <w:pPr>
-        <w:numPr>
-          <w:ilvl w:val="0"/>
-          <w:numId w:val="12"/>
-        </w:numPr>
-        <w:spacing w:after="150"/>
-      </w:pPr>
-      <w:r>
-        <w:t xml:space="preserve">Netlify </w:t>
-      </w:r>
-    </w:p>
-    <w:p>
-      <w:pPr>
-        <w:numPr>
-          <w:ilvl w:val="0"/>
-          <w:numId w:val="12"/>
-        </w:numPr>
-        <w:spacing w:after="150"/>
-      </w:pPr>
-      <w:r>
-        <w:t xml:space="preserve">Cloudflare </w:t>
-      </w:r>
-    </w:p>
-    <w:p>
-      <w:pPr>
-        <w:numPr>
-          <w:ilvl w:val="0"/>
-          <w:numId w:val="12"/>
-        </w:numPr>
-        <w:spacing w:after="150"/>
-      </w:pPr>
-      <w:proofErr w:type="spellStart"/>
-      <w:r>
-        <w:t>DigitalOcean</w:t>
-      </w:r>
-      <w:proofErr w:type="spellEnd"/>
-      <w:r>
-        <w:t xml:space="preserve"> </w:t>
-      </w:r>
-    </w:p>
-    <w:p>
-      <w:pPr>
-        <w:numPr>
-          <w:ilvl w:val="0"/>
-          <w:numId w:val="12"/>
-        </w:numPr>
-        <w:spacing w:after="150"/>
-      </w:pPr>
-      <w:r>
-        <w:t xml:space="preserve">AWS </w:t>
-      </w:r>
-    </w:p>
-    <w:p>
-      <w:pPr>
-        <w:numPr>
-          <w:ilvl w:val="0"/>
-          <w:numId w:val="12"/>
-        </w:numPr>
-        <w:spacing w:after="150"/>
-      </w:pPr>
-      <w:r>
-        <w:t xml:space="preserve">Azure </w:t>
-      </w:r>
-    </w:p>
-    <w:p>
-      <w:pPr>
-        <w:numPr>
-          <w:ilvl w:val="0"/>
-          <w:numId w:val="12"/>
-        </w:numPr>
-        <w:spacing w:after="150"/>
-      </w:pPr>
-      <w:r>
-        <w:t xml:space="preserve">Firebase </w:t>
-      </w:r>
-    </w:p>
-    <w:p>
-      <w:pPr>
-        <w:numPr>
-          <w:ilvl w:val="0"/>
-          <w:numId w:val="12"/>
-        </w:numPr>
-        <w:spacing w:after="150"/>
-      </w:pPr>
-      <w:r>
-        <w:t xml:space="preserve">Railway </w:t>
-      </w:r>
-    </w:p>
-    <w:p>
-      <w:pPr>
-        <w:numPr>
-          <w:ilvl w:val="0"/>
-          <w:numId w:val="12"/>
-        </w:numPr>
-        <w:spacing w:after="150"/>
-      </w:pPr>
-      <w:r>
-        <w:lastRenderedPageBreak/>
-        <w:t xml:space="preserve">Render </w:t>
-      </w:r>
-    </w:p>
-    <w:p>
-      <w:pPr>
-        <w:spacing w:after="150"/>
-      </w:pPr>
-      <w:r>
-        <w:pict w14:anchorId="6D865BF1">
-          <v:rect id="_x0000_i1321" style="width:0;height:1.5pt" o:hralign="center" o:hrstd="t" o:hr="t" fillcolor="#a0a0a0" stroked="f"/>
-        </w:pict>
-      </w:r>
-    </w:p>
-    <w:p>
-      <w:pPr>
-        <w:spacing w:after="150"/>
+        <w:t xml:space="preserve">Phase </w:t>
+      </w:r>
+      <w:r>
         <w:rPr>
           <w:b/>
           <w:bCs/>
         </w:rPr>
-      </w:pPr>
+        <w:t>7</w:t>
+      </w:r>
       <w:r>
         <w:rPr>
           <w:b/>
           <w:bCs/>
         </w:rPr>
-        <w:t>Phase 8: Email &amp; Marketing</w:t>
-      </w:r>
-    </w:p>
-    <w:p>
-      <w:pPr>
-        <w:numPr>
-          <w:ilvl w:val="0"/>
-          <w:numId w:val="13"/>
-        </w:numPr>
-        <w:spacing w:after="150"/>
-      </w:pPr>
-      <w:r>
-        <w:t xml:space="preserve">Mailchimp </w:t>
-      </w:r>
-    </w:p>
-    <w:p>
-      <w:pPr>
-        <w:numPr>
-          <w:ilvl w:val="0"/>
-          <w:numId w:val="13"/>
-        </w:numPr>
-        <w:spacing w:after="150"/>
-      </w:pPr>
-      <w:r>
-        <w:t xml:space="preserve">Brevo </w:t>
-      </w:r>
-    </w:p>
-    <w:p>
-      <w:pPr>
-        <w:numPr>
-          <w:ilvl w:val="0"/>
-          <w:numId w:val="13"/>
+        <w:t>: Local SEO</w:t>
+      </w:r>
+    </w:p>
+    <w:p>
+      <w:pPr>
+        <w:spacing w:after="150"/>
+      </w:pPr>
+      <w:r>
+        <w:t>If you have an office:</w:t>
+      </w:r>
+    </w:p>
+    <w:p>
+      <w:pPr>
+        <w:numPr>
+          <w:ilvl w:val="0"/>
+          <w:numId w:val="14"/>
+        </w:numPr>
+        <w:spacing w:after="150"/>
+      </w:pPr>
+      <w:r>
+        <w:t xml:space="preserve">Google Business Profile </w:t>
+      </w:r>
+    </w:p>
+    <w:p>
+      <w:pPr>
+        <w:numPr>
+          <w:ilvl w:val="0"/>
+          <w:numId w:val="14"/>
+        </w:numPr>
+        <w:spacing w:after="150"/>
+      </w:pPr>
+      <w:r>
+        <w:t xml:space="preserve">Apple Maps </w:t>
+      </w:r>
+    </w:p>
+    <w:p>
+      <w:pPr>
+        <w:numPr>
+          <w:ilvl w:val="0"/>
+          <w:numId w:val="14"/>
+        </w:numPr>
+        <w:spacing w:after="150"/>
+      </w:pPr>
+      <w:r>
+        <w:t xml:space="preserve">Bing Places </w:t>
+      </w:r>
+    </w:p>
+    <w:p>
+      <w:pPr>
+        <w:numPr>
+          <w:ilvl w:val="0"/>
+          <w:numId w:val="14"/>
+        </w:numPr>
+        <w:spacing w:after="150"/>
+      </w:pPr>
+      <w:r>
+        <w:t xml:space="preserve">Justdial </w:t>
+      </w:r>
+    </w:p>
+    <w:p>
+      <w:pPr>
+        <w:numPr>
+          <w:ilvl w:val="0"/>
+          <w:numId w:val="14"/>
         </w:numPr>
         <w:spacing w:after="150"/>
       </w:pPr>
       <w:proofErr w:type="spellStart"/>
       <w:r>
-        <w:t>ConvertKit</w:t>
+        <w:t>IndiaMART</w:t>
       </w:r>
       <w:proofErr w:type="spellEnd"/>
       <w:r>
@@ -5438,13 +5303,25 @@
       <w:pPr>
         <w:numPr>
           <w:ilvl w:val="0"/>
-          <w:numId w:val="13"/>
+          <w:numId w:val="14"/>
+        </w:numPr>
+        <w:spacing w:after="150"/>
+      </w:pPr>
+      <w:r>
+        <w:t xml:space="preserve">Sulekha </w:t>
+      </w:r>
+    </w:p>
+    <w:p>
+      <w:pPr>
+        <w:numPr>
+          <w:ilvl w:val="0"/>
+          <w:numId w:val="14"/>
         </w:numPr>
         <w:spacing w:after="150"/>
       </w:pPr>
       <w:proofErr w:type="spellStart"/>
       <w:r>
-        <w:t>Beehiiv</w:t>
+        <w:t>TradeIndia</w:t>
       </w:r>
       <w:proofErr w:type="spellEnd"/>
       <w:r>
@@ -5455,45 +5332,21 @@
       <w:pPr>
         <w:numPr>
           <w:ilvl w:val="0"/>
-          <w:numId w:val="13"/>
-        </w:numPr>
-        <w:spacing w:after="150"/>
-      </w:pPr>
-      <w:r>
-        <w:t xml:space="preserve">SendGrid </w:t>
-      </w:r>
-    </w:p>
-    <w:p>
-      <w:pPr>
-        <w:numPr>
-          <w:ilvl w:val="0"/>
-          <w:numId w:val="13"/>
-        </w:numPr>
-        <w:spacing w:after="150"/>
-      </w:pPr>
-      <w:r>
-        <w:t xml:space="preserve">Amazon SES </w:t>
-      </w:r>
-    </w:p>
-    <w:p>
-      <w:pPr>
-        <w:numPr>
-          <w:ilvl w:val="0"/>
-          <w:numId w:val="13"/>
-        </w:numPr>
-        <w:spacing w:after="150"/>
-      </w:pPr>
-      <w:r>
-        <w:t xml:space="preserve">Zoho Mail </w:t>
-      </w:r>
-    </w:p>
-    <w:p>
-      <w:pPr>
-        <w:spacing w:after="150"/>
-      </w:pPr>
-      <w:r>
-        <w:pict w14:anchorId="56821FCA">
-          <v:rect id="_x0000_i1322" style="width:0;height:1.5pt" o:hralign="center" o:hrstd="t" o:hr="t" fillcolor="#a0a0a0" stroked="f"/>
+          <w:numId w:val="14"/>
+        </w:numPr>
+        <w:spacing w:after="150"/>
+      </w:pPr>
+      <w:r>
+        <w:t xml:space="preserve">Yellow Pages India </w:t>
+      </w:r>
+    </w:p>
+    <w:p>
+      <w:pPr>
+        <w:spacing w:after="150"/>
+      </w:pPr>
+      <w:r>
+        <w:pict w14:anchorId="00835E12">
+          <v:rect id="_x0000_i1324" style="width:0;height:1.5pt" o:hralign="center" o:hrstd="t" o:hr="t" fillcolor="#a0a0a0" stroked="f"/>
         </w:pict>
       </w:r>
     </w:p>
@@ -5510,257 +5363,35 @@
           <w:b/>
           <w:bCs/>
         </w:rPr>
-        <w:t>Phase 9: Local SEO</w:t>
-      </w:r>
-    </w:p>
-    <w:p>
-      <w:pPr>
-        <w:spacing w:after="150"/>
-      </w:pPr>
-      <w:r>
-        <w:t>If you have an office:</w:t>
-      </w:r>
-    </w:p>
-    <w:p>
-      <w:pPr>
-        <w:numPr>
-          <w:ilvl w:val="0"/>
-          <w:numId w:val="14"/>
-        </w:numPr>
-        <w:spacing w:after="150"/>
-      </w:pPr>
-      <w:r>
-        <w:t xml:space="preserve">Google Business Profile </w:t>
-      </w:r>
-    </w:p>
-    <w:p>
-      <w:pPr>
-        <w:numPr>
-          <w:ilvl w:val="0"/>
-          <w:numId w:val="14"/>
-        </w:numPr>
-        <w:spacing w:after="150"/>
-      </w:pPr>
-      <w:r>
-        <w:t xml:space="preserve">Apple Maps </w:t>
-      </w:r>
-    </w:p>
-    <w:p>
-      <w:pPr>
-        <w:numPr>
-          <w:ilvl w:val="0"/>
-          <w:numId w:val="14"/>
-        </w:numPr>
-        <w:spacing w:after="150"/>
-      </w:pPr>
-      <w:r>
-        <w:t xml:space="preserve">Bing Places </w:t>
-      </w:r>
-    </w:p>
-    <w:p>
-      <w:pPr>
-        <w:numPr>
-          <w:ilvl w:val="0"/>
-          <w:numId w:val="14"/>
-        </w:numPr>
-        <w:spacing w:after="150"/>
-      </w:pPr>
-      <w:r>
-        <w:t xml:space="preserve">Justdial </w:t>
-      </w:r>
-    </w:p>
-    <w:p>
-      <w:pPr>
-        <w:numPr>
-          <w:ilvl w:val="0"/>
-          <w:numId w:val="14"/>
-        </w:numPr>
-        <w:spacing w:after="150"/>
-      </w:pPr>
-      <w:proofErr w:type="spellStart"/>
-      <w:r>
-        <w:t>IndiaMART</w:t>
-      </w:r>
-      <w:proofErr w:type="spellEnd"/>
-      <w:r>
-        <w:t xml:space="preserve"> </w:t>
-      </w:r>
-    </w:p>
-    <w:p>
-      <w:pPr>
-        <w:numPr>
-          <w:ilvl w:val="0"/>
-          <w:numId w:val="14"/>
-        </w:numPr>
-        <w:spacing w:after="150"/>
-      </w:pPr>
-      <w:r>
-        <w:t xml:space="preserve">Sulekha </w:t>
-      </w:r>
-    </w:p>
-    <w:p>
-      <w:pPr>
-        <w:numPr>
-          <w:ilvl w:val="0"/>
-          <w:numId w:val="14"/>
-        </w:numPr>
-        <w:spacing w:after="150"/>
-      </w:pPr>
-      <w:proofErr w:type="spellStart"/>
-      <w:r>
-        <w:t>TradeIndia</w:t>
-      </w:r>
-      <w:proofErr w:type="spellEnd"/>
-      <w:r>
-        <w:t xml:space="preserve"> </w:t>
-      </w:r>
-    </w:p>
-    <w:p>
-      <w:pPr>
-        <w:numPr>
-          <w:ilvl w:val="0"/>
-          <w:numId w:val="14"/>
-        </w:numPr>
-        <w:spacing w:after="150"/>
-      </w:pPr>
-      <w:r>
-        <w:t xml:space="preserve">Yellow Pages India </w:t>
-      </w:r>
-    </w:p>
-    <w:p>
-      <w:pPr>
-        <w:spacing w:after="150"/>
-      </w:pPr>
-      <w:r>
-        <w:pict w14:anchorId="590A704F">
-          <v:rect id="_x0000_i1323" style="width:0;height:1.5pt" o:hralign="center" o:hrstd="t" o:hr="t" fillcolor="#a0a0a0" stroked="f"/>
-        </w:pict>
-      </w:r>
-    </w:p>
-    <w:p>
-      <w:pPr>
-        <w:spacing w:after="150"/>
+        <w:t xml:space="preserve">Phase </w:t>
+      </w:r>
+      <w:r>
         <w:rPr>
           <w:b/>
           <w:bCs/>
         </w:rPr>
-      </w:pPr>
+        <w:t>8</w:t>
+      </w:r>
       <w:r>
         <w:rPr>
           <w:b/>
           <w:bCs/>
         </w:rPr>
-        <w:t>Phase 10: Security</w:t>
-      </w:r>
-    </w:p>
-    <w:p>
-      <w:pPr>
-        <w:numPr>
-          <w:ilvl w:val="0"/>
-          <w:numId w:val="15"/>
-        </w:numPr>
-        <w:spacing w:after="150"/>
-      </w:pPr>
-      <w:r>
-        <w:t xml:space="preserve">Cloudflare </w:t>
-      </w:r>
-    </w:p>
-    <w:p>
-      <w:pPr>
-        <w:numPr>
-          <w:ilvl w:val="0"/>
-          <w:numId w:val="15"/>
-        </w:numPr>
-        <w:spacing w:after="150"/>
-      </w:pPr>
-      <w:r>
-        <w:t xml:space="preserve">SSL Certificate </w:t>
-      </w:r>
-    </w:p>
-    <w:p>
-      <w:pPr>
-        <w:numPr>
-          <w:ilvl w:val="0"/>
-          <w:numId w:val="15"/>
-        </w:numPr>
-        <w:spacing w:after="150"/>
-      </w:pPr>
-      <w:r>
-        <w:t xml:space="preserve">reCAPTCHA </w:t>
-      </w:r>
-    </w:p>
-    <w:p>
-      <w:pPr>
-        <w:numPr>
-          <w:ilvl w:val="0"/>
-          <w:numId w:val="15"/>
-        </w:numPr>
-        <w:spacing w:after="150"/>
-      </w:pPr>
-      <w:r>
-        <w:t xml:space="preserve">DMARC </w:t>
-      </w:r>
-    </w:p>
-    <w:p>
-      <w:pPr>
-        <w:numPr>
-          <w:ilvl w:val="0"/>
-          <w:numId w:val="15"/>
-        </w:numPr>
-        <w:spacing w:after="150"/>
-      </w:pPr>
-      <w:r>
-        <w:t xml:space="preserve">SPF </w:t>
-      </w:r>
-    </w:p>
-    <w:p>
-      <w:pPr>
-        <w:numPr>
-          <w:ilvl w:val="0"/>
-          <w:numId w:val="15"/>
-        </w:numPr>
-        <w:spacing w:after="150"/>
-      </w:pPr>
-      <w:r>
-        <w:t xml:space="preserve">DKIM </w:t>
-      </w:r>
-    </w:p>
-    <w:p>
-      <w:pPr>
-        <w:numPr>
-          <w:ilvl w:val="0"/>
-          <w:numId w:val="15"/>
-        </w:numPr>
-        <w:spacing w:after="150"/>
-      </w:pPr>
-      <w:r>
-        <w:t xml:space="preserve">Google Safe Browsing </w:t>
-      </w:r>
-    </w:p>
-    <w:p>
-      <w:pPr>
-        <w:numPr>
-          <w:ilvl w:val="0"/>
-          <w:numId w:val="15"/>
-        </w:numPr>
-        <w:spacing w:after="150"/>
-      </w:pPr>
-      <w:r>
-        <w:t xml:space="preserve">Security Headers </w:t>
-      </w:r>
-    </w:p>
-    <w:p>
-      <w:pPr>
-        <w:numPr>
-          <w:ilvl w:val="0"/>
-          <w:numId w:val="15"/>
+        <w:t>: Performance Monitoring</w:t>
+      </w:r>
+    </w:p>
+    <w:p>
+      <w:pPr>
+        <w:numPr>
+          <w:ilvl w:val="0"/>
+          <w:numId w:val="16"/>
         </w:numPr>
         <w:spacing w:after="150"/>
       </w:pPr>
       <w:proofErr w:type="spellStart"/>
       <w:r>
         <w:lastRenderedPageBreak/>
-        <w:t>UptimeRobot</w:t>
+        <w:t>GTmetrix</w:t>
       </w:r>
       <w:proofErr w:type="spellEnd"/>
       <w:r>
@@ -5771,21 +5402,106 @@
       <w:pPr>
         <w:numPr>
           <w:ilvl w:val="0"/>
-          <w:numId w:val="15"/>
-        </w:numPr>
-        <w:spacing w:after="150"/>
-      </w:pPr>
-      <w:r>
-        <w:t xml:space="preserve">Better Stack </w:t>
-      </w:r>
-    </w:p>
-    <w:p>
-      <w:pPr>
-        <w:spacing w:after="150"/>
-      </w:pPr>
-      <w:r>
-        <w:pict w14:anchorId="00835E12">
-          <v:rect id="_x0000_i1324" style="width:0;height:1.5pt" o:hralign="center" o:hrstd="t" o:hr="t" fillcolor="#a0a0a0" stroked="f"/>
+          <w:numId w:val="16"/>
+        </w:numPr>
+        <w:spacing w:after="150"/>
+      </w:pPr>
+      <w:r>
+        <w:t xml:space="preserve">Pingdom </w:t>
+      </w:r>
+    </w:p>
+    <w:p>
+      <w:pPr>
+        <w:numPr>
+          <w:ilvl w:val="0"/>
+          <w:numId w:val="16"/>
+        </w:numPr>
+        <w:spacing w:after="150"/>
+      </w:pPr>
+      <w:r>
+        <w:t xml:space="preserve">Lighthouse </w:t>
+      </w:r>
+    </w:p>
+    <w:p>
+      <w:pPr>
+        <w:numPr>
+          <w:ilvl w:val="0"/>
+          <w:numId w:val="16"/>
+        </w:numPr>
+        <w:spacing w:after="150"/>
+      </w:pPr>
+      <w:proofErr w:type="spellStart"/>
+      <w:r>
+        <w:t>PageSpeed</w:t>
+      </w:r>
+      <w:proofErr w:type="spellEnd"/>
+      <w:r>
+        <w:t xml:space="preserve"> Insights </w:t>
+      </w:r>
+    </w:p>
+    <w:p>
+      <w:pPr>
+        <w:numPr>
+          <w:ilvl w:val="0"/>
+          <w:numId w:val="16"/>
+        </w:numPr>
+        <w:spacing w:after="150"/>
+      </w:pPr>
+      <w:proofErr w:type="spellStart"/>
+      <w:r>
+        <w:t>WebPageTest</w:t>
+      </w:r>
+      <w:proofErr w:type="spellEnd"/>
+      <w:r>
+        <w:t xml:space="preserve"> </w:t>
+      </w:r>
+    </w:p>
+    <w:p>
+      <w:pPr>
+        <w:numPr>
+          <w:ilvl w:val="0"/>
+          <w:numId w:val="16"/>
+        </w:numPr>
+        <w:spacing w:after="150"/>
+      </w:pPr>
+      <w:proofErr w:type="spellStart"/>
+      <w:r>
+        <w:t>DebugBear</w:t>
+      </w:r>
+      <w:proofErr w:type="spellEnd"/>
+      <w:r>
+        <w:t xml:space="preserve"> </w:t>
+      </w:r>
+    </w:p>
+    <w:p>
+      <w:pPr>
+        <w:numPr>
+          <w:ilvl w:val="0"/>
+          <w:numId w:val="16"/>
+        </w:numPr>
+        <w:spacing w:after="150"/>
+      </w:pPr>
+      <w:r>
+        <w:t xml:space="preserve">Chrome UX Report </w:t>
+      </w:r>
+    </w:p>
+    <w:p>
+      <w:pPr>
+        <w:spacing w:after="150"/>
+      </w:pPr>
+      <w:r>
+        <w:pict w14:anchorId="4ABC8412">
+          <v:rect id="_x0000_i1325" style="width:0;height:1.5pt" o:hralign="center" o:hrstd="t" o:hr="t" fillcolor="#a0a0a0" stroked="f"/>
+        </w:pict>
+      </w:r>
+    </w:p>
+    <w:p>
+      <w:pPr>
+        <w:spacing w:after="150"/>
+      </w:pPr>
+      <w:r>
+        <w:pict w14:anchorId="3D2394D6">
+          <v:rect id="_x0000_i1326" style="width:0;height:1.5pt" o:hralign="center" o:hrstd="t" o:hr="t" fillcolor="#a0a0a0" stroked="f"/>
         </w:pict>
       </w:r>
     </w:p>
@@ -5802,230 +5518,110 @@
           <w:b/>
           <w:bCs/>
         </w:rPr>
-        <w:t>Phase 11: Performance Monitoring</w:t>
-      </w:r>
-    </w:p>
-    <w:p>
-      <w:pPr>
-        <w:numPr>
-          <w:ilvl w:val="0"/>
-          <w:numId w:val="16"/>
-        </w:numPr>
-        <w:spacing w:after="150"/>
-      </w:pPr>
-      <w:proofErr w:type="spellStart"/>
-      <w:r>
-        <w:t>GTmetrix</w:t>
-      </w:r>
-      <w:proofErr w:type="spellEnd"/>
-      <w:r>
-        <w:t xml:space="preserve"> </w:t>
-      </w:r>
-    </w:p>
-    <w:p>
-      <w:pPr>
-        <w:numPr>
-          <w:ilvl w:val="0"/>
-          <w:numId w:val="16"/>
-        </w:numPr>
-        <w:spacing w:after="150"/>
-      </w:pPr>
-      <w:r>
-        <w:t xml:space="preserve">Pingdom </w:t>
-      </w:r>
-    </w:p>
-    <w:p>
-      <w:pPr>
-        <w:numPr>
-          <w:ilvl w:val="0"/>
-          <w:numId w:val="16"/>
-        </w:numPr>
-        <w:spacing w:after="150"/>
-      </w:pPr>
-      <w:r>
-        <w:t xml:space="preserve">Lighthouse </w:t>
-      </w:r>
-    </w:p>
-    <w:p>
-      <w:pPr>
-        <w:numPr>
-          <w:ilvl w:val="0"/>
-          <w:numId w:val="16"/>
-        </w:numPr>
-        <w:spacing w:after="150"/>
-      </w:pPr>
-      <w:proofErr w:type="spellStart"/>
-      <w:r>
-        <w:t>PageSpeed</w:t>
-      </w:r>
-      <w:proofErr w:type="spellEnd"/>
-      <w:r>
-        <w:t xml:space="preserve"> Insights </w:t>
-      </w:r>
-    </w:p>
-    <w:p>
-      <w:pPr>
-        <w:numPr>
-          <w:ilvl w:val="0"/>
-          <w:numId w:val="16"/>
-        </w:numPr>
-        <w:spacing w:after="150"/>
-      </w:pPr>
-      <w:proofErr w:type="spellStart"/>
-      <w:r>
-        <w:t>WebPageTest</w:t>
-      </w:r>
-      <w:proofErr w:type="spellEnd"/>
-      <w:r>
-        <w:t xml:space="preserve"> </w:t>
-      </w:r>
-    </w:p>
-    <w:p>
-      <w:pPr>
-        <w:numPr>
-          <w:ilvl w:val="0"/>
-          <w:numId w:val="16"/>
-        </w:numPr>
-        <w:spacing w:after="150"/>
-      </w:pPr>
-      <w:proofErr w:type="spellStart"/>
-      <w:r>
-        <w:t>DebugBear</w:t>
-      </w:r>
-      <w:proofErr w:type="spellEnd"/>
-      <w:r>
-        <w:t xml:space="preserve"> </w:t>
-      </w:r>
-    </w:p>
-    <w:p>
-      <w:pPr>
-        <w:numPr>
-          <w:ilvl w:val="0"/>
-          <w:numId w:val="16"/>
-        </w:numPr>
-        <w:spacing w:after="150"/>
-      </w:pPr>
-      <w:r>
-        <w:t xml:space="preserve">Chrome UX Report </w:t>
-      </w:r>
-    </w:p>
-    <w:p>
-      <w:pPr>
-        <w:spacing w:after="150"/>
-      </w:pPr>
-      <w:r>
-        <w:pict w14:anchorId="4ABC8412">
-          <v:rect id="_x0000_i1325" style="width:0;height:1.5pt" o:hralign="center" o:hrstd="t" o:hr="t" fillcolor="#a0a0a0" stroked="f"/>
-        </w:pict>
-      </w:r>
-    </w:p>
-    <w:p>
-      <w:pPr>
-        <w:spacing w:after="150"/>
+        <w:t xml:space="preserve">Phase </w:t>
+      </w:r>
+      <w:r>
         <w:rPr>
           <w:b/>
           <w:bCs/>
         </w:rPr>
-      </w:pPr>
+        <w:t>9</w:t>
+      </w:r>
       <w:r>
         <w:rPr>
           <w:b/>
           <w:bCs/>
         </w:rPr>
-        <w:t>Phase 12: Content &amp; Publishing</w:t>
-      </w:r>
-    </w:p>
-    <w:p>
-      <w:pPr>
-        <w:numPr>
-          <w:ilvl w:val="0"/>
-          <w:numId w:val="17"/>
-        </w:numPr>
-        <w:spacing w:after="150"/>
-      </w:pPr>
-      <w:r>
-        <w:t xml:space="preserve">WordPress (if applicable) </w:t>
-      </w:r>
-    </w:p>
-    <w:p>
-      <w:pPr>
-        <w:numPr>
-          <w:ilvl w:val="0"/>
-          <w:numId w:val="17"/>
-        </w:numPr>
-        <w:spacing w:after="150"/>
-      </w:pPr>
-      <w:r>
-        <w:t xml:space="preserve">Google News </w:t>
-      </w:r>
-    </w:p>
-    <w:p>
-      <w:pPr>
-        <w:numPr>
-          <w:ilvl w:val="0"/>
-          <w:numId w:val="17"/>
-        </w:numPr>
-        <w:spacing w:after="150"/>
-      </w:pPr>
-      <w:r>
-        <w:t xml:space="preserve">RSS Feed </w:t>
-      </w:r>
-    </w:p>
-    <w:p>
-      <w:pPr>
-        <w:numPr>
-          <w:ilvl w:val="0"/>
-          <w:numId w:val="17"/>
-        </w:numPr>
-        <w:spacing w:after="150"/>
-      </w:pPr>
-      <w:r>
-        <w:t xml:space="preserve">Schema.org validation </w:t>
-      </w:r>
-    </w:p>
-    <w:p>
-      <w:pPr>
-        <w:numPr>
-          <w:ilvl w:val="0"/>
-          <w:numId w:val="17"/>
-        </w:numPr>
-        <w:spacing w:after="150"/>
-      </w:pPr>
-      <w:r>
-        <w:t xml:space="preserve">Grammarly </w:t>
-      </w:r>
-    </w:p>
-    <w:p>
-      <w:pPr>
-        <w:numPr>
-          <w:ilvl w:val="0"/>
-          <w:numId w:val="17"/>
-        </w:numPr>
-        <w:spacing w:after="150"/>
-      </w:pPr>
-      <w:r>
-        <w:t xml:space="preserve">Canva </w:t>
-      </w:r>
-    </w:p>
-    <w:p>
-      <w:pPr>
-        <w:numPr>
-          <w:ilvl w:val="0"/>
-          <w:numId w:val="17"/>
-        </w:numPr>
-        <w:spacing w:after="150"/>
-      </w:pPr>
-      <w:r>
-        <w:t xml:space="preserve">Adobe Express </w:t>
-      </w:r>
-    </w:p>
-    <w:p>
-      <w:pPr>
-        <w:spacing w:after="150"/>
-      </w:pPr>
-      <w:r>
-        <w:pict w14:anchorId="3D2394D6">
-          <v:rect id="_x0000_i1326" style="width:0;height:1.5pt" o:hralign="center" o:hrstd="t" o:hr="t" fillcolor="#a0a0a0" stroked="f"/>
+        <w:t>: AI SEO &amp; Search</w:t>
+      </w:r>
+    </w:p>
+    <w:p>
+      <w:pPr>
+        <w:numPr>
+          <w:ilvl w:val="0"/>
+          <w:numId w:val="18"/>
+        </w:numPr>
+        <w:spacing w:after="150"/>
+      </w:pPr>
+      <w:r>
+        <w:t xml:space="preserve">OpenAI ChatGPT </w:t>
+      </w:r>
+    </w:p>
+    <w:p>
+      <w:pPr>
+        <w:numPr>
+          <w:ilvl w:val="0"/>
+          <w:numId w:val="18"/>
+        </w:numPr>
+        <w:spacing w:after="150"/>
+      </w:pPr>
+      <w:r>
+        <w:t xml:space="preserve">Google Gemini </w:t>
+      </w:r>
+    </w:p>
+    <w:p>
+      <w:pPr>
+        <w:numPr>
+          <w:ilvl w:val="0"/>
+          <w:numId w:val="18"/>
+        </w:numPr>
+        <w:spacing w:after="150"/>
+      </w:pPr>
+      <w:r>
+        <w:t xml:space="preserve">Microsoft Copilot </w:t>
+      </w:r>
+    </w:p>
+    <w:p>
+      <w:pPr>
+        <w:numPr>
+          <w:ilvl w:val="0"/>
+          <w:numId w:val="18"/>
+        </w:numPr>
+        <w:spacing w:after="150"/>
+      </w:pPr>
+      <w:r>
+        <w:t xml:space="preserve">Perplexity AI </w:t>
+      </w:r>
+    </w:p>
+    <w:p>
+      <w:pPr>
+        <w:numPr>
+          <w:ilvl w:val="0"/>
+          <w:numId w:val="18"/>
+        </w:numPr>
+        <w:spacing w:after="150"/>
+      </w:pPr>
+      <w:r>
+        <w:t xml:space="preserve">Claude </w:t>
+      </w:r>
+    </w:p>
+    <w:p>
+      <w:pPr>
+        <w:numPr>
+          <w:ilvl w:val="0"/>
+          <w:numId w:val="18"/>
+        </w:numPr>
+        <w:spacing w:after="150"/>
+      </w:pPr>
+      <w:r>
+        <w:t xml:space="preserve">Grok </w:t>
+      </w:r>
+    </w:p>
+    <w:p>
+      <w:pPr>
+        <w:spacing w:after="150"/>
+      </w:pPr>
+      <w:r>
+        <w:t>Optimize your content so it is easily discoverable and understandable by AI-powered search engines.</w:t>
+      </w:r>
+    </w:p>
+    <w:p>
+      <w:pPr>
+        <w:spacing w:after="150"/>
+      </w:pPr>
+      <w:r>
+        <w:pict w14:anchorId="1911A312">
+          <v:rect id="_x0000_i1327" style="width:0;height:1.5pt" o:hralign="center" o:hrstd="t" o:hr="t" fillcolor="#a0a0a0" stroked="f"/>
         </w:pict>
       </w:r>
     </w:p>
@@ -6042,113 +5638,21 @@
           <w:b/>
           <w:bCs/>
         </w:rPr>
-        <w:t>Phase 13: AI SEO &amp; Search</w:t>
-      </w:r>
-    </w:p>
-    <w:p>
-      <w:pPr>
-        <w:numPr>
-          <w:ilvl w:val="0"/>
-          <w:numId w:val="18"/>
-        </w:numPr>
-        <w:spacing w:after="150"/>
-      </w:pPr>
-      <w:r>
-        <w:t xml:space="preserve">OpenAI ChatGPT </w:t>
-      </w:r>
-    </w:p>
-    <w:p>
-      <w:pPr>
-        <w:numPr>
-          <w:ilvl w:val="0"/>
-          <w:numId w:val="18"/>
-        </w:numPr>
-        <w:spacing w:after="150"/>
-      </w:pPr>
-      <w:r>
-        <w:t xml:space="preserve">Google Gemini </w:t>
-      </w:r>
-    </w:p>
-    <w:p>
-      <w:pPr>
-        <w:numPr>
-          <w:ilvl w:val="0"/>
-          <w:numId w:val="18"/>
-        </w:numPr>
-        <w:spacing w:after="150"/>
-      </w:pPr>
-      <w:r>
-        <w:t xml:space="preserve">Microsoft Copilot </w:t>
-      </w:r>
-    </w:p>
-    <w:p>
-      <w:pPr>
-        <w:numPr>
-          <w:ilvl w:val="0"/>
-          <w:numId w:val="18"/>
-        </w:numPr>
-        <w:spacing w:after="150"/>
-      </w:pPr>
-      <w:r>
-        <w:t xml:space="preserve">Perplexity AI </w:t>
-      </w:r>
-    </w:p>
-    <w:p>
-      <w:pPr>
-        <w:numPr>
-          <w:ilvl w:val="0"/>
-          <w:numId w:val="18"/>
-        </w:numPr>
-        <w:spacing w:after="150"/>
-      </w:pPr>
-      <w:r>
-        <w:t xml:space="preserve">Claude </w:t>
-      </w:r>
-    </w:p>
-    <w:p>
-      <w:pPr>
-        <w:numPr>
-          <w:ilvl w:val="0"/>
-          <w:numId w:val="18"/>
-        </w:numPr>
-        <w:spacing w:after="150"/>
-      </w:pPr>
-      <w:r>
-        <w:t xml:space="preserve">Grok </w:t>
-      </w:r>
-    </w:p>
-    <w:p>
-      <w:pPr>
-        <w:spacing w:after="150"/>
-      </w:pPr>
-      <w:r>
-        <w:t>Optimize your content so it is easily discoverable and understandable by AI-powered search engines.</w:t>
-      </w:r>
-    </w:p>
-    <w:p>
-      <w:pPr>
-        <w:spacing w:after="150"/>
-      </w:pPr>
-      <w:r>
-        <w:pict w14:anchorId="1911A312">
-          <v:rect id="_x0000_i1327" style="width:0;height:1.5pt" o:hralign="center" o:hrstd="t" o:hr="t" fillcolor="#a0a0a0" stroked="f"/>
-        </w:pict>
-      </w:r>
-    </w:p>
-    <w:p>
-      <w:pPr>
-        <w:spacing w:after="150"/>
+        <w:t>Phase 1</w:t>
+      </w:r>
+      <w:r>
         <w:rPr>
           <w:b/>
           <w:bCs/>
         </w:rPr>
-      </w:pPr>
+        <w:t>0</w:t>
+      </w:r>
       <w:r>
         <w:rPr>
           <w:b/>
           <w:bCs/>
         </w:rPr>
-        <w:t>Phase 14: Review &amp; Reputation</w:t>
+        <w:t>: Review &amp; Reputation</w:t>
       </w:r>
     </w:p>
     <w:p>
@@ -6160,7 +5664,6 @@
         <w:spacing w:after="150"/>
       </w:pPr>
       <w:r>
-        <w:lastRenderedPageBreak/>
         <w:t xml:space="preserve">Google Reviews </w:t>
       </w:r>
     </w:p>
@@ -6245,7 +5748,21 @@
           <w:b/>
           <w:bCs/>
         </w:rPr>
-        <w:t>Phase 15: Monitoring &amp; Alerts</w:t>
+        <w:t>Phase 1</w:t>
+      </w:r>
+      <w:r>
+        <w:rPr>
+          <w:b/>
+          <w:bCs/>
+        </w:rPr>
+        <w:t>1</w:t>
+      </w:r>
+      <w:r>
+        <w:rPr>
+          <w:b/>
+          <w:bCs/>
+        </w:rPr>
+        <w:t>: Monitoring &amp; Alerts</w:t>
       </w:r>
     </w:p>
     <w:p>
@@ -6322,15 +5839,11 @@
     </w:p>
     <w:p>
       <w:pPr>
-        <w:spacing w:after="150"/>
-      </w:pPr>
-    </w:p>
-    <w:p>
-      <w:pPr>
         <w:pStyle w:val="Heading1"/>
       </w:pPr>
       <w:bookmarkStart w:id="4" w:name="_Toc235823487"/>
       <w:r>
+        <w:lastRenderedPageBreak/>
         <w:t>Section 3 — Domain &amp; Infrastructure</w:t>
       </w:r>
       <w:bookmarkEnd w:id="4"/>
@@ -6592,673 +6105,665 @@
         <w:spacing w:after="60"/>
       </w:pPr>
       <w:r>
+        <w:t xml:space="preserve">Pagination with </w:t>
+      </w:r>
+      <w:proofErr w:type="spellStart"/>
+      <w:r>
+        <w:t>rel</w:t>
+      </w:r>
+      <w:proofErr w:type="spellEnd"/>
+      <w:r>
+        <w:t>=next/</w:t>
+      </w:r>
+      <w:proofErr w:type="spellStart"/>
+      <w:r>
+        <w:t>prev</w:t>
+      </w:r>
+      <w:proofErr w:type="spellEnd"/>
+      <w:r>
+        <w:t xml:space="preserve"> equivalents and canonical handling</w:t>
+      </w:r>
+    </w:p>
+    <w:p>
+      <w:pPr>
+        <w:pStyle w:val="ListParagraph"/>
+        <w:numPr>
+          <w:ilvl w:val="0"/>
+          <w:numId w:val="2"/>
+        </w:numPr>
+        <w:spacing w:after="60"/>
+      </w:pPr>
+      <w:r>
+        <w:t>Filters and faceted navigation with crawl-safe parameter handling</w:t>
+      </w:r>
+    </w:p>
+    <w:p>
+      <w:pPr>
+        <w:pStyle w:val="Heading1"/>
+      </w:pPr>
+      <w:bookmarkStart w:id="6" w:name="_Toc235823489"/>
+      <w:r>
+        <w:t>Section 5 — Technical SEO Audit</w:t>
+      </w:r>
+      <w:bookmarkEnd w:id="6"/>
+    </w:p>
+    <w:p>
+      <w:pPr>
+        <w:spacing w:after="150"/>
+      </w:pPr>
+      <w:r>
+        <w:t>A full technical audit should examine each of the following areas:</w:t>
+      </w:r>
+    </w:p>
+    <w:p>
+      <w:pPr>
+        <w:pStyle w:val="ListParagraph"/>
+        <w:numPr>
+          <w:ilvl w:val="0"/>
+          <w:numId w:val="2"/>
+        </w:numPr>
+        <w:spacing w:after="60"/>
+      </w:pPr>
+      <w:r>
+        <w:t>robots.txt — correct allow/disallow rules, sitemap reference</w:t>
+      </w:r>
+    </w:p>
+    <w:p>
+      <w:pPr>
+        <w:pStyle w:val="ListParagraph"/>
+        <w:numPr>
+          <w:ilvl w:val="0"/>
+          <w:numId w:val="2"/>
+        </w:numPr>
+        <w:spacing w:after="60"/>
+      </w:pPr>
+      <w:r>
+        <w:t>XML sitemaps — static, jobs, locations, qualifications, departments, cross-filter, news, blogs, results, admit-cards, districts (all present on this site)</w:t>
+      </w:r>
+    </w:p>
+    <w:p>
+      <w:pPr>
+        <w:pStyle w:val="ListParagraph"/>
+        <w:numPr>
+          <w:ilvl w:val="0"/>
+          <w:numId w:val="2"/>
+        </w:numPr>
+        <w:spacing w:after="60"/>
+      </w:pPr>
+      <w:r>
+        <w:t>Image, video, and HTML sitemaps where relevant</w:t>
+      </w:r>
+    </w:p>
+    <w:p>
+      <w:pPr>
+        <w:pStyle w:val="ListParagraph"/>
+        <w:numPr>
+          <w:ilvl w:val="0"/>
+          <w:numId w:val="2"/>
+        </w:numPr>
+        <w:spacing w:after="60"/>
+      </w:pPr>
+      <w:r>
+        <w:t>Canonical tags on every indexable page</w:t>
+      </w:r>
+    </w:p>
+    <w:p>
+      <w:pPr>
+        <w:pStyle w:val="ListParagraph"/>
+        <w:numPr>
+          <w:ilvl w:val="0"/>
+          <w:numId w:val="2"/>
+        </w:numPr>
+        <w:spacing w:after="60"/>
+      </w:pPr>
+      <w:r>
+        <w:t>Meta robots directives (index/</w:t>
+      </w:r>
+      <w:proofErr w:type="spellStart"/>
+      <w:r>
+        <w:t>noindex</w:t>
+      </w:r>
+      <w:proofErr w:type="spellEnd"/>
+      <w:r>
+        <w:t>, follow/</w:t>
+      </w:r>
+      <w:proofErr w:type="spellStart"/>
+      <w:r>
+        <w:t>nofollow</w:t>
+      </w:r>
+      <w:proofErr w:type="spellEnd"/>
+      <w:r>
+        <w:t>)</w:t>
+      </w:r>
+    </w:p>
+    <w:p>
+      <w:pPr>
+        <w:pStyle w:val="ListParagraph"/>
+        <w:numPr>
+          <w:ilvl w:val="0"/>
+          <w:numId w:val="2"/>
+        </w:numPr>
+        <w:spacing w:after="60"/>
+      </w:pPr>
+      <w:r>
+        <w:t>Crawl budget and crawl depth analysis</w:t>
+      </w:r>
+    </w:p>
+    <w:p>
+      <w:pPr>
+        <w:pStyle w:val="ListParagraph"/>
+        <w:numPr>
+          <w:ilvl w:val="0"/>
+          <w:numId w:val="2"/>
+        </w:numPr>
+        <w:spacing w:after="60"/>
+      </w:pPr>
+      <w:r>
+        <w:t>Orphan page detection</w:t>
+      </w:r>
+    </w:p>
+    <w:p>
+      <w:pPr>
+        <w:pStyle w:val="ListParagraph"/>
+        <w:numPr>
+          <w:ilvl w:val="0"/>
+          <w:numId w:val="2"/>
+        </w:numPr>
+        <w:spacing w:after="60"/>
+      </w:pPr>
+      <w:r>
+        <w:t>Redirects and redirect chains (flatten to single-hop 301s)</w:t>
+      </w:r>
+    </w:p>
+    <w:p>
+      <w:pPr>
+        <w:pStyle w:val="ListParagraph"/>
+        <w:numPr>
+          <w:ilvl w:val="0"/>
+          <w:numId w:val="2"/>
+        </w:numPr>
+        <w:spacing w:after="60"/>
+      </w:pPr>
+      <w:r>
+        <w:t>Broken links, 404s, 410s, and 500 server errors</w:t>
+      </w:r>
+    </w:p>
+    <w:p>
+      <w:pPr>
+        <w:pStyle w:val="ListParagraph"/>
+        <w:numPr>
+          <w:ilvl w:val="0"/>
+          <w:numId w:val="2"/>
+        </w:numPr>
+        <w:spacing w:after="60"/>
+      </w:pPr>
+      <w:r>
+        <w:t>Duplicate content and soft 404 detection</w:t>
+      </w:r>
+    </w:p>
+    <w:p>
+      <w:pPr>
+        <w:pStyle w:val="ListParagraph"/>
+        <w:numPr>
+          <w:ilvl w:val="0"/>
+          <w:numId w:val="2"/>
+        </w:numPr>
+        <w:spacing w:after="60"/>
+      </w:pPr>
+      <w:r>
+        <w:t>JavaScript rendering and dynamic rendering checks</w:t>
+      </w:r>
+    </w:p>
+    <w:p>
+      <w:pPr>
+        <w:pStyle w:val="ListParagraph"/>
+        <w:numPr>
+          <w:ilvl w:val="0"/>
+          <w:numId w:val="2"/>
+        </w:numPr>
+        <w:spacing w:after="60"/>
+      </w:pPr>
+      <w:r>
         <w:lastRenderedPageBreak/>
-        <w:t xml:space="preserve">Pagination with </w:t>
-      </w:r>
+        <w:t>Indexability and crawlability audit</w:t>
+      </w:r>
+    </w:p>
+    <w:p>
+      <w:pPr>
+        <w:pStyle w:val="ListParagraph"/>
+        <w:numPr>
+          <w:ilvl w:val="0"/>
+          <w:numId w:val="2"/>
+        </w:numPr>
+        <w:spacing w:after="60"/>
+      </w:pPr>
+      <w:r>
+        <w:t>Server log file analysis (what Googlebot actually crawls)</w:t>
+      </w:r>
+    </w:p>
+    <w:p>
+      <w:pPr>
+        <w:pStyle w:val="ListParagraph"/>
+        <w:numPr>
+          <w:ilvl w:val="0"/>
+          <w:numId w:val="2"/>
+        </w:numPr>
+        <w:spacing w:after="60"/>
+      </w:pPr>
       <w:proofErr w:type="spellStart"/>
       <w:r>
-        <w:t>rel</w:t>
+        <w:t>Hreflang</w:t>
       </w:r>
       <w:proofErr w:type="spellEnd"/>
       <w:r>
-        <w:t>=next/</w:t>
+        <w:t xml:space="preserve"> (if multi-language) and AMP (if applicable)</w:t>
+      </w:r>
+    </w:p>
+    <w:p>
+      <w:pPr>
+        <w:pStyle w:val="Heading1"/>
+      </w:pPr>
+      <w:bookmarkStart w:id="7" w:name="_Toc235823490"/>
+      <w:r>
+        <w:t>Section 6 — Core Web Vitals</w:t>
+      </w:r>
+      <w:bookmarkEnd w:id="7"/>
+    </w:p>
+    <w:p>
+      <w:pPr>
+        <w:pStyle w:val="Heading2"/>
+      </w:pPr>
+      <w:bookmarkStart w:id="8" w:name="_Toc235823491"/>
+      <w:r>
+        <w:t>Metrics to Optimize</w:t>
+      </w:r>
+      <w:bookmarkEnd w:id="8"/>
+    </w:p>
+    <w:p>
+      <w:pPr>
+        <w:pStyle w:val="ListParagraph"/>
+        <w:numPr>
+          <w:ilvl w:val="0"/>
+          <w:numId w:val="2"/>
+        </w:numPr>
+        <w:spacing w:after="60"/>
+      </w:pPr>
+      <w:r>
+        <w:t xml:space="preserve">LCP (Largest </w:t>
       </w:r>
       <w:proofErr w:type="spellStart"/>
       <w:r>
-        <w:t>prev</w:t>
+        <w:t>Contentful</w:t>
       </w:r>
       <w:proofErr w:type="spellEnd"/>
       <w:r>
-        <w:t xml:space="preserve"> equivalents and canonical handling</w:t>
-      </w:r>
-    </w:p>
-    <w:p>
-      <w:pPr>
-        <w:pStyle w:val="ListParagraph"/>
-        <w:numPr>
-          <w:ilvl w:val="0"/>
-          <w:numId w:val="2"/>
-        </w:numPr>
-        <w:spacing w:after="60"/>
-      </w:pPr>
-      <w:r>
-        <w:t>Filters and faceted navigation with crawl-safe parameter handling</w:t>
-      </w:r>
+        <w:t xml:space="preserve"> Paint) — target under 2.5s</w:t>
+      </w:r>
+    </w:p>
+    <w:p>
+      <w:pPr>
+        <w:pStyle w:val="ListParagraph"/>
+        <w:numPr>
+          <w:ilvl w:val="0"/>
+          <w:numId w:val="2"/>
+        </w:numPr>
+        <w:spacing w:after="60"/>
+      </w:pPr>
+      <w:r>
+        <w:t>CLS (Cumulative Layout Shift) — target under 0.1</w:t>
+      </w:r>
+    </w:p>
+    <w:p>
+      <w:pPr>
+        <w:pStyle w:val="ListParagraph"/>
+        <w:numPr>
+          <w:ilvl w:val="0"/>
+          <w:numId w:val="2"/>
+        </w:numPr>
+        <w:spacing w:after="60"/>
+      </w:pPr>
+      <w:r>
+        <w:t>INP (Interaction to Next Paint) — target under 200ms</w:t>
+      </w:r>
+    </w:p>
+    <w:p>
+      <w:pPr>
+        <w:pStyle w:val="ListParagraph"/>
+        <w:numPr>
+          <w:ilvl w:val="0"/>
+          <w:numId w:val="2"/>
+        </w:numPr>
+        <w:spacing w:after="60"/>
+      </w:pPr>
+      <w:r>
+        <w:t xml:space="preserve">FCP (First </w:t>
+      </w:r>
+      <w:proofErr w:type="spellStart"/>
+      <w:r>
+        <w:t>Contentful</w:t>
+      </w:r>
+      <w:proofErr w:type="spellEnd"/>
+      <w:r>
+        <w:t xml:space="preserve"> Paint) and TTFB</w:t>
+      </w:r>
+    </w:p>
+    <w:p>
+      <w:pPr>
+        <w:pStyle w:val="Heading2"/>
+      </w:pPr>
+      <w:bookmarkStart w:id="9" w:name="_Toc235823492"/>
+      <w:r>
+        <w:t>Optimization Levers</w:t>
+      </w:r>
+      <w:bookmarkEnd w:id="9"/>
+    </w:p>
+    <w:p>
+      <w:pPr>
+        <w:pStyle w:val="ListParagraph"/>
+        <w:numPr>
+          <w:ilvl w:val="0"/>
+          <w:numId w:val="2"/>
+        </w:numPr>
+        <w:spacing w:after="60"/>
+      </w:pPr>
+      <w:r>
+        <w:t>Font loading strategy (font-display: swap, preloaded fonts)</w:t>
+      </w:r>
+    </w:p>
+    <w:p>
+      <w:pPr>
+        <w:pStyle w:val="ListParagraph"/>
+        <w:numPr>
+          <w:ilvl w:val="0"/>
+          <w:numId w:val="2"/>
+        </w:numPr>
+        <w:spacing w:after="60"/>
+      </w:pPr>
+      <w:r>
+        <w:t>Image optimization and responsive sizing</w:t>
+      </w:r>
+    </w:p>
+    <w:p>
+      <w:pPr>
+        <w:pStyle w:val="ListParagraph"/>
+        <w:numPr>
+          <w:ilvl w:val="0"/>
+          <w:numId w:val="2"/>
+        </w:numPr>
+        <w:spacing w:after="60"/>
+      </w:pPr>
+      <w:r>
+        <w:t>JavaScript execution time and code-splitting</w:t>
+      </w:r>
+    </w:p>
+    <w:p>
+      <w:pPr>
+        <w:pStyle w:val="ListParagraph"/>
+        <w:numPr>
+          <w:ilvl w:val="0"/>
+          <w:numId w:val="2"/>
+        </w:numPr>
+        <w:spacing w:after="60"/>
+      </w:pPr>
+      <w:r>
+        <w:t>Critical CSS inlining, deferring non-critical CSS</w:t>
+      </w:r>
+    </w:p>
+    <w:p>
+      <w:pPr>
+        <w:pStyle w:val="ListParagraph"/>
+        <w:numPr>
+          <w:ilvl w:val="0"/>
+          <w:numId w:val="2"/>
+        </w:numPr>
+        <w:spacing w:after="60"/>
+      </w:pPr>
+      <w:r>
+        <w:t>Caching and compression (</w:t>
+      </w:r>
+      <w:proofErr w:type="spellStart"/>
+      <w:r>
+        <w:t>Gzip</w:t>
+      </w:r>
+      <w:proofErr w:type="spellEnd"/>
+      <w:r>
+        <w:t>/Brotli)</w:t>
+      </w:r>
+    </w:p>
+    <w:p>
+      <w:pPr>
+        <w:pStyle w:val="ListParagraph"/>
+        <w:numPr>
+          <w:ilvl w:val="0"/>
+          <w:numId w:val="2"/>
+        </w:numPr>
+        <w:spacing w:after="60"/>
+      </w:pPr>
+      <w:r>
+        <w:t xml:space="preserve">Preload, prefetch, and </w:t>
+      </w:r>
+      <w:proofErr w:type="spellStart"/>
+      <w:r>
+        <w:t>preconnect</w:t>
+      </w:r>
+      <w:proofErr w:type="spellEnd"/>
+      <w:r>
+        <w:t xml:space="preserve"> resource hints</w:t>
+      </w:r>
+    </w:p>
+    <w:p>
+      <w:pPr>
+        <w:pStyle w:val="ListParagraph"/>
+        <w:numPr>
+          <w:ilvl w:val="0"/>
+          <w:numId w:val="2"/>
+        </w:numPr>
+        <w:spacing w:after="60"/>
+      </w:pPr>
+      <w:r>
+        <w:t xml:space="preserve">Lazy loading for below-the-fold images and </w:t>
+      </w:r>
+      <w:proofErr w:type="spellStart"/>
+      <w:r>
+        <w:t>iframes</w:t>
+      </w:r>
+      <w:proofErr w:type="spellEnd"/>
     </w:p>
     <w:p>
       <w:pPr>
         <w:pStyle w:val="Heading1"/>
       </w:pPr>
-      <w:bookmarkStart w:id="6" w:name="_Toc235823489"/>
-      <w:r>
-        <w:t>Section 5 — Technical SEO Audit</w:t>
-      </w:r>
-      <w:bookmarkEnd w:id="6"/>
-    </w:p>
-    <w:p>
-      <w:pPr>
-        <w:spacing w:after="150"/>
-      </w:pPr>
-      <w:r>
-        <w:t>A full technical audit should examine each of the following areas:</w:t>
-      </w:r>
-    </w:p>
-    <w:p>
-      <w:pPr>
-        <w:pStyle w:val="ListParagraph"/>
-        <w:numPr>
-          <w:ilvl w:val="0"/>
-          <w:numId w:val="2"/>
-        </w:numPr>
-        <w:spacing w:after="60"/>
-      </w:pPr>
-      <w:r>
-        <w:t>robots.txt — correct allow/disallow rules, sitemap reference</w:t>
-      </w:r>
-    </w:p>
-    <w:p>
-      <w:pPr>
-        <w:pStyle w:val="ListParagraph"/>
-        <w:numPr>
-          <w:ilvl w:val="0"/>
-          <w:numId w:val="2"/>
-        </w:numPr>
-        <w:spacing w:after="60"/>
-      </w:pPr>
-      <w:r>
-        <w:t>XML sitemaps — static, jobs, locations, qualifications, departments, cross-filter, news, blogs, results, admit-cards, districts (all present on this site)</w:t>
-      </w:r>
-    </w:p>
-    <w:p>
-      <w:pPr>
-        <w:pStyle w:val="ListParagraph"/>
-        <w:numPr>
-          <w:ilvl w:val="0"/>
-          <w:numId w:val="2"/>
-        </w:numPr>
-        <w:spacing w:after="60"/>
-      </w:pPr>
-      <w:r>
-        <w:t>Image, video, and HTML sitemaps where relevant</w:t>
-      </w:r>
-    </w:p>
-    <w:p>
-      <w:pPr>
-        <w:pStyle w:val="ListParagraph"/>
-        <w:numPr>
-          <w:ilvl w:val="0"/>
-          <w:numId w:val="2"/>
-        </w:numPr>
-        <w:spacing w:after="60"/>
-      </w:pPr>
-      <w:r>
-        <w:t>Canonical tags on every indexable page</w:t>
-      </w:r>
-    </w:p>
-    <w:p>
-      <w:pPr>
-        <w:pStyle w:val="ListParagraph"/>
-        <w:numPr>
-          <w:ilvl w:val="0"/>
-          <w:numId w:val="2"/>
-        </w:numPr>
-        <w:spacing w:after="60"/>
-      </w:pPr>
-      <w:r>
-        <w:t xml:space="preserve">Meta </w:t>
-      </w:r>
-      <w:proofErr w:type="gramStart"/>
-      <w:r>
-        <w:t>robots</w:t>
-      </w:r>
-      <w:proofErr w:type="gramEnd"/>
-      <w:r>
-        <w:t xml:space="preserve"> directives (index/</w:t>
-      </w:r>
-      <w:proofErr w:type="spellStart"/>
-      <w:r>
-        <w:t>noindex</w:t>
-      </w:r>
-      <w:proofErr w:type="spellEnd"/>
-      <w:r>
-        <w:t>, follow/</w:t>
-      </w:r>
-      <w:proofErr w:type="spellStart"/>
-      <w:r>
-        <w:t>nofollow</w:t>
-      </w:r>
-      <w:proofErr w:type="spellEnd"/>
-      <w:r>
-        <w:t>)</w:t>
-      </w:r>
-    </w:p>
-    <w:p>
-      <w:pPr>
-        <w:pStyle w:val="ListParagraph"/>
-        <w:numPr>
-          <w:ilvl w:val="0"/>
-          <w:numId w:val="2"/>
-        </w:numPr>
-        <w:spacing w:after="60"/>
-      </w:pPr>
-      <w:r>
-        <w:t>Crawl budget and crawl depth analysis</w:t>
-      </w:r>
-    </w:p>
-    <w:p>
-      <w:pPr>
-        <w:pStyle w:val="ListParagraph"/>
-        <w:numPr>
-          <w:ilvl w:val="0"/>
-          <w:numId w:val="2"/>
-        </w:numPr>
-        <w:spacing w:after="60"/>
-      </w:pPr>
-      <w:r>
-        <w:t>Orphan page detection</w:t>
-      </w:r>
-    </w:p>
-    <w:p>
-      <w:pPr>
-        <w:pStyle w:val="ListParagraph"/>
-        <w:numPr>
-          <w:ilvl w:val="0"/>
-          <w:numId w:val="2"/>
-        </w:numPr>
-        <w:spacing w:after="60"/>
-      </w:pPr>
-      <w:r>
-        <w:t>Redirects and redirect chains (flatten to single-hop 301s)</w:t>
-      </w:r>
-    </w:p>
-    <w:p>
-      <w:pPr>
-        <w:pStyle w:val="ListParagraph"/>
-        <w:numPr>
-          <w:ilvl w:val="0"/>
-          <w:numId w:val="2"/>
-        </w:numPr>
-        <w:spacing w:after="60"/>
-      </w:pPr>
-      <w:r>
-        <w:t>Broken links, 404s, 410s, and 500 server errors</w:t>
-      </w:r>
-    </w:p>
-    <w:p>
-      <w:pPr>
-        <w:pStyle w:val="ListParagraph"/>
-        <w:numPr>
-          <w:ilvl w:val="0"/>
-          <w:numId w:val="2"/>
-        </w:numPr>
-        <w:spacing w:after="60"/>
-      </w:pPr>
-      <w:r>
-        <w:t>Duplicate content and soft 404 detection</w:t>
-      </w:r>
-    </w:p>
-    <w:p>
-      <w:pPr>
-        <w:pStyle w:val="ListParagraph"/>
-        <w:numPr>
-          <w:ilvl w:val="0"/>
-          <w:numId w:val="2"/>
-        </w:numPr>
-        <w:spacing w:after="60"/>
-      </w:pPr>
-      <w:r>
-        <w:t>JavaScript rendering and dynamic rendering checks</w:t>
-      </w:r>
-    </w:p>
-    <w:p>
-      <w:pPr>
-        <w:pStyle w:val="ListParagraph"/>
-        <w:numPr>
-          <w:ilvl w:val="0"/>
-          <w:numId w:val="2"/>
-        </w:numPr>
-        <w:spacing w:after="60"/>
-      </w:pPr>
-      <w:r>
-        <w:t>Indexability and crawlability audit</w:t>
-      </w:r>
-    </w:p>
-    <w:p>
-      <w:pPr>
-        <w:pStyle w:val="ListParagraph"/>
-        <w:numPr>
-          <w:ilvl w:val="0"/>
-          <w:numId w:val="2"/>
-        </w:numPr>
-        <w:spacing w:after="60"/>
-      </w:pPr>
-      <w:r>
-        <w:t>Server log file analysis (what Googlebot actually crawls)</w:t>
-      </w:r>
-    </w:p>
-    <w:p>
-      <w:pPr>
-        <w:pStyle w:val="ListParagraph"/>
-        <w:numPr>
-          <w:ilvl w:val="0"/>
-          <w:numId w:val="2"/>
-        </w:numPr>
-        <w:spacing w:after="60"/>
-      </w:pPr>
-      <w:proofErr w:type="spellStart"/>
-      <w:r>
-        <w:t>Hreflang</w:t>
-      </w:r>
-      <w:proofErr w:type="spellEnd"/>
-      <w:r>
-        <w:t xml:space="preserve"> (if multi-language) and AMP (if applicable)</w:t>
-      </w:r>
-    </w:p>
-    <w:p>
-      <w:pPr>
-        <w:pStyle w:val="Heading1"/>
-      </w:pPr>
-      <w:bookmarkStart w:id="7" w:name="_Toc235823490"/>
-      <w:r>
-        <w:t>Section 6 — Core Web Vitals</w:t>
-      </w:r>
-      <w:bookmarkEnd w:id="7"/>
+      <w:bookmarkStart w:id="10" w:name="_Toc235823493"/>
+      <w:r>
+        <w:t>Section 7 — Google Search Console Operations</w:t>
+      </w:r>
+      <w:bookmarkEnd w:id="10"/>
+    </w:p>
+    <w:p>
+      <w:pPr>
+        <w:spacing w:after="150"/>
+      </w:pPr>
+      <w:r>
+        <w:t>Google Search Console is the primary diagnostic tool for a job-listing site with thousands of pages. It should be checked continuously, and every message it sends should be triaged, resolved, and logged.</w:t>
+      </w:r>
     </w:p>
     <w:p>
       <w:pPr>
         <w:pStyle w:val="Heading2"/>
       </w:pPr>
-      <w:bookmarkStart w:id="8" w:name="_Toc235823491"/>
-      <w:r>
-        <w:t>Metrics to Optimize</w:t>
-      </w:r>
-      <w:bookmarkEnd w:id="8"/>
-    </w:p>
-    <w:p>
-      <w:pPr>
-        <w:pStyle w:val="ListParagraph"/>
-        <w:numPr>
-          <w:ilvl w:val="0"/>
-          <w:numId w:val="2"/>
-        </w:numPr>
-        <w:spacing w:after="60"/>
-      </w:pPr>
-      <w:r>
-        <w:t xml:space="preserve">LCP (Largest </w:t>
-      </w:r>
-      <w:proofErr w:type="spellStart"/>
-      <w:r>
-        <w:t>Contentful</w:t>
-      </w:r>
-      <w:proofErr w:type="spellEnd"/>
-      <w:r>
-        <w:t xml:space="preserve"> Paint) — target under 2.5s</w:t>
-      </w:r>
-    </w:p>
-    <w:p>
-      <w:pPr>
-        <w:pStyle w:val="ListParagraph"/>
-        <w:numPr>
-          <w:ilvl w:val="0"/>
-          <w:numId w:val="2"/>
-        </w:numPr>
-        <w:spacing w:after="60"/>
-      </w:pPr>
-      <w:r>
-        <w:t>CLS (Cumulative Layout Shift) — target under 0.1</w:t>
-      </w:r>
-    </w:p>
-    <w:p>
-      <w:pPr>
-        <w:pStyle w:val="ListParagraph"/>
-        <w:numPr>
-          <w:ilvl w:val="0"/>
-          <w:numId w:val="2"/>
-        </w:numPr>
-        <w:spacing w:after="60"/>
-      </w:pPr>
-      <w:r>
-        <w:t>INP (Interaction to Next Paint) — target under 200ms</w:t>
-      </w:r>
-    </w:p>
-    <w:p>
-      <w:pPr>
-        <w:pStyle w:val="ListParagraph"/>
-        <w:numPr>
-          <w:ilvl w:val="0"/>
-          <w:numId w:val="2"/>
-        </w:numPr>
-        <w:spacing w:after="60"/>
-      </w:pPr>
-      <w:r>
-        <w:t xml:space="preserve">FCP (First </w:t>
-      </w:r>
-      <w:proofErr w:type="spellStart"/>
-      <w:r>
-        <w:t>Contentful</w:t>
-      </w:r>
-      <w:proofErr w:type="spellEnd"/>
-      <w:r>
-        <w:t xml:space="preserve"> Paint) and TTFB</w:t>
-      </w:r>
-    </w:p>
-    <w:p>
-      <w:pPr>
-        <w:pStyle w:val="Heading2"/>
-      </w:pPr>
-      <w:bookmarkStart w:id="9" w:name="_Toc235823492"/>
-      <w:r>
-        <w:t>Optimization Levers</w:t>
-      </w:r>
-      <w:bookmarkEnd w:id="9"/>
-    </w:p>
-    <w:p>
-      <w:pPr>
-        <w:pStyle w:val="ListParagraph"/>
-        <w:numPr>
-          <w:ilvl w:val="0"/>
-          <w:numId w:val="2"/>
-        </w:numPr>
-        <w:spacing w:after="60"/>
-      </w:pPr>
-      <w:r>
-        <w:t>Font loading strategy (font-display: swap, preloaded fonts)</w:t>
-      </w:r>
-    </w:p>
-    <w:p>
-      <w:pPr>
-        <w:pStyle w:val="ListParagraph"/>
-        <w:numPr>
-          <w:ilvl w:val="0"/>
-          <w:numId w:val="2"/>
-        </w:numPr>
-        <w:spacing w:after="60"/>
-      </w:pPr>
-      <w:r>
-        <w:t>Image optimization and responsive sizing</w:t>
-      </w:r>
-    </w:p>
-    <w:p>
-      <w:pPr>
-        <w:pStyle w:val="ListParagraph"/>
-        <w:numPr>
-          <w:ilvl w:val="0"/>
-          <w:numId w:val="2"/>
-        </w:numPr>
-        <w:spacing w:after="60"/>
-      </w:pPr>
-      <w:r>
-        <w:t>JavaScript execution time and code-splitting</w:t>
-      </w:r>
-    </w:p>
-    <w:p>
-      <w:pPr>
-        <w:pStyle w:val="ListParagraph"/>
-        <w:numPr>
-          <w:ilvl w:val="0"/>
-          <w:numId w:val="2"/>
-        </w:numPr>
-        <w:spacing w:after="60"/>
-      </w:pPr>
-      <w:r>
-        <w:t>Critical CSS inlining, deferring non-critical CSS</w:t>
-      </w:r>
-    </w:p>
-    <w:p>
-      <w:pPr>
-        <w:pStyle w:val="ListParagraph"/>
-        <w:numPr>
-          <w:ilvl w:val="0"/>
-          <w:numId w:val="2"/>
-        </w:numPr>
-        <w:spacing w:after="60"/>
-      </w:pPr>
-      <w:r>
-        <w:t>Caching and compression (</w:t>
-      </w:r>
-      <w:proofErr w:type="spellStart"/>
-      <w:r>
-        <w:t>Gzip</w:t>
-      </w:r>
-      <w:proofErr w:type="spellEnd"/>
-      <w:r>
-        <w:t>/Brotli)</w:t>
-      </w:r>
-    </w:p>
-    <w:p>
-      <w:pPr>
-        <w:pStyle w:val="ListParagraph"/>
-        <w:numPr>
-          <w:ilvl w:val="0"/>
-          <w:numId w:val="2"/>
-        </w:numPr>
-        <w:spacing w:after="60"/>
-      </w:pPr>
-      <w:r>
-        <w:t xml:space="preserve">Preload, prefetch, and </w:t>
-      </w:r>
-      <w:proofErr w:type="spellStart"/>
-      <w:r>
-        <w:t>preconnect</w:t>
-      </w:r>
-      <w:proofErr w:type="spellEnd"/>
-      <w:r>
-        <w:t xml:space="preserve"> resource hints</w:t>
-      </w:r>
-    </w:p>
-    <w:p>
-      <w:pPr>
-        <w:pStyle w:val="ListParagraph"/>
-        <w:numPr>
-          <w:ilvl w:val="0"/>
-          <w:numId w:val="2"/>
-        </w:numPr>
-        <w:spacing w:after="60"/>
-      </w:pPr>
-      <w:r>
-        <w:t xml:space="preserve">Lazy loading for below-the-fold images and </w:t>
-      </w:r>
-      <w:proofErr w:type="spellStart"/>
-      <w:r>
-        <w:t>iframes</w:t>
-      </w:r>
-      <w:proofErr w:type="spellEnd"/>
-    </w:p>
-    <w:p>
-      <w:pPr>
-        <w:pStyle w:val="Heading1"/>
-      </w:pPr>
-      <w:bookmarkStart w:id="10" w:name="_Toc235823493"/>
+      <w:bookmarkStart w:id="11" w:name="_Toc235823494"/>
+      <w:r>
+        <w:t>7.1 Areas to Monitor</w:t>
+      </w:r>
+      <w:bookmarkEnd w:id="11"/>
+    </w:p>
+    <w:p>
+      <w:pPr>
+        <w:pStyle w:val="ListParagraph"/>
+        <w:numPr>
+          <w:ilvl w:val="0"/>
+          <w:numId w:val="2"/>
+        </w:numPr>
+        <w:spacing w:after="60"/>
+      </w:pPr>
+      <w:r>
+        <w:t>Performance (clicks, impressions, CTR, average position)</w:t>
+      </w:r>
+    </w:p>
+    <w:p>
+      <w:pPr>
+        <w:pStyle w:val="ListParagraph"/>
+        <w:numPr>
+          <w:ilvl w:val="0"/>
+          <w:numId w:val="2"/>
+        </w:numPr>
+        <w:spacing w:after="60"/>
+      </w:pPr>
+      <w:r>
+        <w:t>Page Indexing / Coverage</w:t>
+      </w:r>
+    </w:p>
+    <w:p>
+      <w:pPr>
+        <w:pStyle w:val="ListParagraph"/>
+        <w:numPr>
+          <w:ilvl w:val="0"/>
+          <w:numId w:val="2"/>
+        </w:numPr>
+        <w:spacing w:after="60"/>
+      </w:pPr>
+      <w:r>
+        <w:t>Crawl Stats</w:t>
+      </w:r>
+    </w:p>
+    <w:p>
+      <w:pPr>
+        <w:pStyle w:val="ListParagraph"/>
+        <w:numPr>
+          <w:ilvl w:val="0"/>
+          <w:numId w:val="2"/>
+        </w:numPr>
+        <w:spacing w:after="60"/>
+      </w:pPr>
+      <w:r>
+        <w:t>Sitemaps</w:t>
+      </w:r>
+    </w:p>
+    <w:p>
+      <w:pPr>
+        <w:pStyle w:val="ListParagraph"/>
+        <w:numPr>
+          <w:ilvl w:val="0"/>
+          <w:numId w:val="2"/>
+        </w:numPr>
+        <w:spacing w:after="60"/>
+      </w:pPr>
+      <w:r>
+        <w:t>Manual Actions</w:t>
+      </w:r>
+    </w:p>
+    <w:p>
+      <w:pPr>
+        <w:pStyle w:val="ListParagraph"/>
+        <w:numPr>
+          <w:ilvl w:val="0"/>
+          <w:numId w:val="2"/>
+        </w:numPr>
+        <w:spacing w:after="60"/>
+      </w:pPr>
+      <w:r>
+        <w:t>Security Issues</w:t>
+      </w:r>
+    </w:p>
+    <w:p>
+      <w:pPr>
+        <w:pStyle w:val="ListParagraph"/>
+        <w:numPr>
+          <w:ilvl w:val="0"/>
+          <w:numId w:val="2"/>
+        </w:numPr>
+        <w:spacing w:after="60"/>
+      </w:pPr>
+      <w:r>
+        <w:t>Core Web Vitals</w:t>
+      </w:r>
+    </w:p>
+    <w:p>
+      <w:pPr>
+        <w:pStyle w:val="ListParagraph"/>
+        <w:numPr>
+          <w:ilvl w:val="0"/>
+          <w:numId w:val="2"/>
+        </w:numPr>
+        <w:spacing w:after="60"/>
+      </w:pPr>
+      <w:r>
+        <w:t>Enhancements (structured data types)</w:t>
+      </w:r>
+    </w:p>
+    <w:p>
+      <w:pPr>
+        <w:pStyle w:val="ListParagraph"/>
+        <w:numPr>
+          <w:ilvl w:val="0"/>
+          <w:numId w:val="2"/>
+        </w:numPr>
+        <w:spacing w:after="60"/>
+      </w:pPr>
+      <w:r>
+        <w:t>Discover</w:t>
+      </w:r>
+    </w:p>
+    <w:p>
+      <w:pPr>
+        <w:pStyle w:val="ListParagraph"/>
+        <w:numPr>
+          <w:ilvl w:val="0"/>
+          <w:numId w:val="2"/>
+        </w:numPr>
+        <w:spacing w:after="60"/>
+      </w:pPr>
+      <w:r>
+        <w:t>News</w:t>
+      </w:r>
+    </w:p>
+    <w:p>
+      <w:pPr>
+        <w:pStyle w:val="ListParagraph"/>
+        <w:numPr>
+          <w:ilvl w:val="0"/>
+          <w:numId w:val="2"/>
+        </w:numPr>
+        <w:spacing w:after="60"/>
+      </w:pPr>
+      <w:r>
+        <w:t>Rich Results</w:t>
+      </w:r>
+    </w:p>
+    <w:p>
+      <w:pPr>
+        <w:pStyle w:val="ListParagraph"/>
+        <w:numPr>
+          <w:ilvl w:val="0"/>
+          <w:numId w:val="2"/>
+        </w:numPr>
+        <w:spacing w:after="60"/>
+      </w:pPr>
+      <w:r>
+        <w:t>Video Indexing</w:t>
+      </w:r>
+    </w:p>
+    <w:p>
+      <w:pPr>
+        <w:pStyle w:val="ListParagraph"/>
+        <w:numPr>
+          <w:ilvl w:val="0"/>
+          <w:numId w:val="2"/>
+        </w:numPr>
+        <w:spacing w:after="60"/>
+      </w:pPr>
       <w:r>
         <w:lastRenderedPageBreak/>
-        <w:t>Section 7 — Google Search Console Operations</w:t>
-      </w:r>
-      <w:bookmarkEnd w:id="10"/>
-    </w:p>
-    <w:p>
-      <w:pPr>
-        <w:spacing w:after="150"/>
-      </w:pPr>
-      <w:r>
-        <w:t>Google Search Console is the primary diagnostic tool for a job-listing site with thousands of pages. It should be checked continuously, and every message it sends should be triaged, resolved, and logged.</w:t>
-      </w:r>
-    </w:p>
-    <w:p>
-      <w:pPr>
-        <w:pStyle w:val="Heading2"/>
-      </w:pPr>
-      <w:bookmarkStart w:id="11" w:name="_Toc235823494"/>
-      <w:r>
-        <w:t>7.1 Areas to Monitor</w:t>
-      </w:r>
-      <w:bookmarkEnd w:id="11"/>
-    </w:p>
-    <w:p>
-      <w:pPr>
-        <w:pStyle w:val="ListParagraph"/>
-        <w:numPr>
-          <w:ilvl w:val="0"/>
-          <w:numId w:val="2"/>
-        </w:numPr>
-        <w:spacing w:after="60"/>
-      </w:pPr>
-      <w:r>
-        <w:t>Performance (clicks, impressions, CTR, average position)</w:t>
-      </w:r>
-    </w:p>
-    <w:p>
-      <w:pPr>
-        <w:pStyle w:val="ListParagraph"/>
-        <w:numPr>
-          <w:ilvl w:val="0"/>
-          <w:numId w:val="2"/>
-        </w:numPr>
-        <w:spacing w:after="60"/>
-      </w:pPr>
-      <w:r>
-        <w:t>Page Indexing / Coverage</w:t>
-      </w:r>
-    </w:p>
-    <w:p>
-      <w:pPr>
-        <w:pStyle w:val="ListParagraph"/>
-        <w:numPr>
-          <w:ilvl w:val="0"/>
-          <w:numId w:val="2"/>
-        </w:numPr>
-        <w:spacing w:after="60"/>
-      </w:pPr>
-      <w:r>
-        <w:t>Crawl Stats</w:t>
-      </w:r>
-    </w:p>
-    <w:p>
-      <w:pPr>
-        <w:pStyle w:val="ListParagraph"/>
-        <w:numPr>
-          <w:ilvl w:val="0"/>
-          <w:numId w:val="2"/>
-        </w:numPr>
-        <w:spacing w:after="60"/>
-      </w:pPr>
-      <w:r>
-        <w:t>Sitemaps</w:t>
-      </w:r>
-    </w:p>
-    <w:p>
-      <w:pPr>
-        <w:pStyle w:val="ListParagraph"/>
-        <w:numPr>
-          <w:ilvl w:val="0"/>
-          <w:numId w:val="2"/>
-        </w:numPr>
-        <w:spacing w:after="60"/>
-      </w:pPr>
-      <w:r>
-        <w:t>Manual Actions</w:t>
-      </w:r>
-    </w:p>
-    <w:p>
-      <w:pPr>
-        <w:pStyle w:val="ListParagraph"/>
-        <w:numPr>
-          <w:ilvl w:val="0"/>
-          <w:numId w:val="2"/>
-        </w:numPr>
-        <w:spacing w:after="60"/>
-      </w:pPr>
-      <w:r>
-        <w:t>Security Issues</w:t>
-      </w:r>
-    </w:p>
-    <w:p>
-      <w:pPr>
-        <w:pStyle w:val="ListParagraph"/>
-        <w:numPr>
-          <w:ilvl w:val="0"/>
-          <w:numId w:val="2"/>
-        </w:numPr>
-        <w:spacing w:after="60"/>
-      </w:pPr>
-      <w:r>
-        <w:t>Core Web Vitals</w:t>
-      </w:r>
-    </w:p>
-    <w:p>
-      <w:pPr>
-        <w:pStyle w:val="ListParagraph"/>
-        <w:numPr>
-          <w:ilvl w:val="0"/>
-          <w:numId w:val="2"/>
-        </w:numPr>
-        <w:spacing w:after="60"/>
-      </w:pPr>
-      <w:r>
-        <w:t>Enhancements (structured data types)</w:t>
-      </w:r>
-    </w:p>
-    <w:p>
-      <w:pPr>
-        <w:pStyle w:val="ListParagraph"/>
-        <w:numPr>
-          <w:ilvl w:val="0"/>
-          <w:numId w:val="2"/>
-        </w:numPr>
-        <w:spacing w:after="60"/>
-      </w:pPr>
-      <w:r>
-        <w:t>Discover</w:t>
-      </w:r>
-    </w:p>
-    <w:p>
-      <w:pPr>
-        <w:pStyle w:val="ListParagraph"/>
-        <w:numPr>
-          <w:ilvl w:val="0"/>
-          <w:numId w:val="2"/>
-        </w:numPr>
-        <w:spacing w:after="60"/>
-      </w:pPr>
-      <w:r>
-        <w:t>News</w:t>
-      </w:r>
-    </w:p>
-    <w:p>
-      <w:pPr>
-        <w:pStyle w:val="ListParagraph"/>
-        <w:numPr>
-          <w:ilvl w:val="0"/>
-          <w:numId w:val="2"/>
-        </w:numPr>
-        <w:spacing w:after="60"/>
-      </w:pPr>
-      <w:r>
-        <w:t>Rich Results</w:t>
-      </w:r>
-    </w:p>
-    <w:p>
-      <w:pPr>
-        <w:pStyle w:val="ListParagraph"/>
-        <w:numPr>
-          <w:ilvl w:val="0"/>
-          <w:numId w:val="2"/>
-        </w:numPr>
-        <w:spacing w:after="60"/>
-      </w:pPr>
-      <w:r>
-        <w:t>Video Indexing</w:t>
-      </w:r>
-    </w:p>
-    <w:p>
-      <w:pPr>
-        <w:pStyle w:val="ListParagraph"/>
-        <w:numPr>
-          <w:ilvl w:val="0"/>
-          <w:numId w:val="2"/>
-        </w:numPr>
-        <w:spacing w:after="60"/>
-      </w:pPr>
-      <w:r>
         <w:t>URL Inspection</w:t>
       </w:r>
     </w:p>
@@ -7726,7 +7231,6 @@
       </w:pPr>
       <w:bookmarkStart w:id="14" w:name="_Toc235823497"/>
       <w:r>
-        <w:lastRenderedPageBreak/>
         <w:t>Sitemap, Security &amp; Manual Action Messages</w:t>
       </w:r>
       <w:bookmarkEnd w:id="14"/>
@@ -8233,6 +7737,7 @@
           </w:tcPr>
           <w:p>
             <w:r>
+              <w:lastRenderedPageBreak/>
               <w:t>Structured data errors</w:t>
             </w:r>
           </w:p>
@@ -9148,7 +8653,6 @@
           </w:tcPr>
           <w:p>
             <w:r>
-              <w:lastRenderedPageBreak/>
               <w:t>Performance Improvements</w:t>
             </w:r>
           </w:p>
@@ -9323,6 +8827,7 @@
         <w:spacing w:after="60"/>
       </w:pPr>
       <w:r>
+        <w:lastRenderedPageBreak/>
         <w:t>GA4</w:t>
       </w:r>
     </w:p>
@@ -9530,291 +9035,291 @@
         <w:spacing w:after="60"/>
       </w:pPr>
       <w:r>
+        <w:t>Search intent</w:t>
+      </w:r>
+    </w:p>
+    <w:p>
+      <w:pPr>
+        <w:pStyle w:val="ListParagraph"/>
+        <w:numPr>
+          <w:ilvl w:val="0"/>
+          <w:numId w:val="2"/>
+        </w:numPr>
+        <w:spacing w:after="60"/>
+      </w:pPr>
+      <w:r>
+        <w:t>CPC</w:t>
+      </w:r>
+    </w:p>
+    <w:p>
+      <w:pPr>
+        <w:pStyle w:val="ListParagraph"/>
+        <w:numPr>
+          <w:ilvl w:val="0"/>
+          <w:numId w:val="2"/>
+        </w:numPr>
+        <w:spacing w:after="60"/>
+      </w:pPr>
+      <w:r>
+        <w:t>SERP features present</w:t>
+      </w:r>
+    </w:p>
+    <w:p>
+      <w:pPr>
+        <w:pStyle w:val="ListParagraph"/>
+        <w:numPr>
+          <w:ilvl w:val="0"/>
+          <w:numId w:val="2"/>
+        </w:numPr>
+        <w:spacing w:after="60"/>
+      </w:pPr>
+      <w:r>
+        <w:t>Priority</w:t>
+      </w:r>
+    </w:p>
+    <w:p>
+      <w:pPr>
+        <w:pStyle w:val="ListParagraph"/>
+        <w:numPr>
+          <w:ilvl w:val="0"/>
+          <w:numId w:val="2"/>
+        </w:numPr>
+        <w:spacing w:after="60"/>
+      </w:pPr>
+      <w:r>
+        <w:t>Target URL</w:t>
+      </w:r>
+    </w:p>
+    <w:p>
+      <w:pPr>
+        <w:pStyle w:val="Heading1"/>
+      </w:pPr>
+      <w:bookmarkStart w:id="24" w:name="_Toc235823507"/>
+      <w:r>
+        <w:t>Section 10 — Content Strategy</w:t>
+      </w:r>
+      <w:bookmarkEnd w:id="24"/>
+    </w:p>
+    <w:p>
+      <w:pPr>
+        <w:pStyle w:val="Heading2"/>
+      </w:pPr>
+      <w:bookmarkStart w:id="25" w:name="_Toc235823508"/>
+      <w:r>
+        <w:t>Content Types to Develop</w:t>
+      </w:r>
+      <w:bookmarkEnd w:id="25"/>
+    </w:p>
+    <w:p>
+      <w:pPr>
+        <w:pStyle w:val="ListParagraph"/>
+        <w:numPr>
+          <w:ilvl w:val="0"/>
+          <w:numId w:val="2"/>
+        </w:numPr>
+        <w:spacing w:after="60"/>
+      </w:pPr>
+      <w:r>
+        <w:t>Pillar pages and topic clusters</w:t>
+      </w:r>
+    </w:p>
+    <w:p>
+      <w:pPr>
+        <w:pStyle w:val="ListParagraph"/>
+        <w:numPr>
+          <w:ilvl w:val="0"/>
+          <w:numId w:val="2"/>
+        </w:numPr>
+        <w:spacing w:after="60"/>
+      </w:pPr>
+      <w:r>
+        <w:t>Evergreen guides</w:t>
+      </w:r>
+    </w:p>
+    <w:p>
+      <w:pPr>
+        <w:pStyle w:val="ListParagraph"/>
+        <w:numPr>
+          <w:ilvl w:val="0"/>
+          <w:numId w:val="2"/>
+        </w:numPr>
+        <w:spacing w:after="60"/>
+      </w:pPr>
+      <w:r>
+        <w:t>FAQs</w:t>
+      </w:r>
+    </w:p>
+    <w:p>
+      <w:pPr>
+        <w:pStyle w:val="ListParagraph"/>
+        <w:numPr>
+          <w:ilvl w:val="0"/>
+          <w:numId w:val="2"/>
+        </w:numPr>
+        <w:spacing w:after="60"/>
+      </w:pPr>
+      <w:r>
+        <w:t>Current affairs updates</w:t>
+      </w:r>
+    </w:p>
+    <w:p>
+      <w:pPr>
+        <w:pStyle w:val="ListParagraph"/>
+        <w:numPr>
+          <w:ilvl w:val="0"/>
+          <w:numId w:val="2"/>
+        </w:numPr>
+        <w:spacing w:after="60"/>
+      </w:pPr>
+      <w:r>
+        <w:t>Results pages</w:t>
+      </w:r>
+    </w:p>
+    <w:p>
+      <w:pPr>
+        <w:pStyle w:val="ListParagraph"/>
+        <w:numPr>
+          <w:ilvl w:val="0"/>
+          <w:numId w:val="2"/>
+        </w:numPr>
+        <w:spacing w:after="60"/>
+      </w:pPr>
+      <w:r>
+        <w:t>Admit card pages</w:t>
+      </w:r>
+    </w:p>
+    <w:p>
+      <w:pPr>
+        <w:pStyle w:val="ListParagraph"/>
+        <w:numPr>
+          <w:ilvl w:val="0"/>
+          <w:numId w:val="2"/>
+        </w:numPr>
+        <w:spacing w:after="60"/>
+      </w:pPr>
+      <w:r>
+        <w:t>Job notification pages</w:t>
+      </w:r>
+    </w:p>
+    <w:p>
+      <w:pPr>
+        <w:pStyle w:val="ListParagraph"/>
+        <w:numPr>
+          <w:ilvl w:val="0"/>
+          <w:numId w:val="2"/>
+        </w:numPr>
+        <w:spacing w:after="60"/>
+      </w:pPr>
+      <w:r>
         <w:lastRenderedPageBreak/>
-        <w:t>Search intent</w:t>
-      </w:r>
-    </w:p>
-    <w:p>
-      <w:pPr>
-        <w:pStyle w:val="ListParagraph"/>
-        <w:numPr>
-          <w:ilvl w:val="0"/>
-          <w:numId w:val="2"/>
-        </w:numPr>
-        <w:spacing w:after="60"/>
-      </w:pPr>
-      <w:r>
-        <w:t>CPC</w:t>
-      </w:r>
-    </w:p>
-    <w:p>
-      <w:pPr>
-        <w:pStyle w:val="ListParagraph"/>
-        <w:numPr>
-          <w:ilvl w:val="0"/>
-          <w:numId w:val="2"/>
-        </w:numPr>
-        <w:spacing w:after="60"/>
-      </w:pPr>
-      <w:r>
-        <w:t>SERP features present</w:t>
-      </w:r>
-    </w:p>
-    <w:p>
-      <w:pPr>
-        <w:pStyle w:val="ListParagraph"/>
-        <w:numPr>
-          <w:ilvl w:val="0"/>
-          <w:numId w:val="2"/>
-        </w:numPr>
-        <w:spacing w:after="60"/>
-      </w:pPr>
-      <w:r>
-        <w:t>Priority</w:t>
-      </w:r>
-    </w:p>
-    <w:p>
-      <w:pPr>
-        <w:pStyle w:val="ListParagraph"/>
-        <w:numPr>
-          <w:ilvl w:val="0"/>
-          <w:numId w:val="2"/>
-        </w:numPr>
-        <w:spacing w:after="60"/>
-      </w:pPr>
-      <w:r>
-        <w:t>Target URL</w:t>
+        <w:t>State and district pages</w:t>
+      </w:r>
+    </w:p>
+    <w:p>
+      <w:pPr>
+        <w:pStyle w:val="ListParagraph"/>
+        <w:numPr>
+          <w:ilvl w:val="0"/>
+          <w:numId w:val="2"/>
+        </w:numPr>
+        <w:spacing w:after="60"/>
+      </w:pPr>
+      <w:r>
+        <w:t>Qualification and department pages</w:t>
+      </w:r>
+    </w:p>
+    <w:p>
+      <w:pPr>
+        <w:pStyle w:val="ListParagraph"/>
+        <w:numPr>
+          <w:ilvl w:val="0"/>
+          <w:numId w:val="2"/>
+        </w:numPr>
+        <w:spacing w:after="60"/>
+      </w:pPr>
+      <w:r>
+        <w:t>Comparison articles</w:t>
+      </w:r>
+    </w:p>
+    <w:p>
+      <w:pPr>
+        <w:pStyle w:val="ListParagraph"/>
+        <w:numPr>
+          <w:ilvl w:val="0"/>
+          <w:numId w:val="2"/>
+        </w:numPr>
+        <w:spacing w:after="60"/>
+      </w:pPr>
+      <w:r>
+        <w:t>Glossary of exam terms</w:t>
+      </w:r>
+    </w:p>
+    <w:p>
+      <w:pPr>
+        <w:pStyle w:val="ListParagraph"/>
+        <w:numPr>
+          <w:ilvl w:val="0"/>
+          <w:numId w:val="2"/>
+        </w:numPr>
+        <w:spacing w:after="60"/>
+      </w:pPr>
+      <w:r>
+        <w:t>Career guidance content</w:t>
+      </w:r>
+    </w:p>
+    <w:p>
+      <w:pPr>
+        <w:pStyle w:val="Heading2"/>
+      </w:pPr>
+      <w:bookmarkStart w:id="26" w:name="_Toc235823509"/>
+      <w:r>
+        <w:t>Maintain</w:t>
+      </w:r>
+      <w:bookmarkEnd w:id="26"/>
+    </w:p>
+    <w:p>
+      <w:pPr>
+        <w:pStyle w:val="ListParagraph"/>
+        <w:numPr>
+          <w:ilvl w:val="0"/>
+          <w:numId w:val="2"/>
+        </w:numPr>
+        <w:spacing w:after="60"/>
+      </w:pPr>
+      <w:r>
+        <w:t>An editorial calendar</w:t>
+      </w:r>
+    </w:p>
+    <w:p>
+      <w:pPr>
+        <w:pStyle w:val="ListParagraph"/>
+        <w:numPr>
+          <w:ilvl w:val="0"/>
+          <w:numId w:val="2"/>
+        </w:numPr>
+        <w:spacing w:after="60"/>
+      </w:pPr>
+      <w:r>
+        <w:t>A content refresh schedule</w:t>
+      </w:r>
+    </w:p>
+    <w:p>
+      <w:pPr>
+        <w:pStyle w:val="ListParagraph"/>
+        <w:numPr>
+          <w:ilvl w:val="0"/>
+          <w:numId w:val="2"/>
+        </w:numPr>
+        <w:spacing w:after="60"/>
+      </w:pPr>
+      <w:r>
+        <w:t>A content pruning process for outdated/low-value pages</w:t>
       </w:r>
     </w:p>
     <w:p>
       <w:pPr>
         <w:pStyle w:val="Heading1"/>
       </w:pPr>
-      <w:bookmarkStart w:id="24" w:name="_Toc235823507"/>
-      <w:r>
-        <w:t>Section 10 — Content Strategy</w:t>
-      </w:r>
-      <w:bookmarkEnd w:id="24"/>
-    </w:p>
-    <w:p>
-      <w:pPr>
-        <w:pStyle w:val="Heading2"/>
-      </w:pPr>
-      <w:bookmarkStart w:id="25" w:name="_Toc235823508"/>
-      <w:r>
-        <w:t>Content Types to Develop</w:t>
-      </w:r>
-      <w:bookmarkEnd w:id="25"/>
-    </w:p>
-    <w:p>
-      <w:pPr>
-        <w:pStyle w:val="ListParagraph"/>
-        <w:numPr>
-          <w:ilvl w:val="0"/>
-          <w:numId w:val="2"/>
-        </w:numPr>
-        <w:spacing w:after="60"/>
-      </w:pPr>
-      <w:r>
-        <w:t>Pillar pages and topic clusters</w:t>
-      </w:r>
-    </w:p>
-    <w:p>
-      <w:pPr>
-        <w:pStyle w:val="ListParagraph"/>
-        <w:numPr>
-          <w:ilvl w:val="0"/>
-          <w:numId w:val="2"/>
-        </w:numPr>
-        <w:spacing w:after="60"/>
-      </w:pPr>
-      <w:r>
-        <w:t>Evergreen guides</w:t>
-      </w:r>
-    </w:p>
-    <w:p>
-      <w:pPr>
-        <w:pStyle w:val="ListParagraph"/>
-        <w:numPr>
-          <w:ilvl w:val="0"/>
-          <w:numId w:val="2"/>
-        </w:numPr>
-        <w:spacing w:after="60"/>
-      </w:pPr>
-      <w:r>
-        <w:t>FAQs</w:t>
-      </w:r>
-    </w:p>
-    <w:p>
-      <w:pPr>
-        <w:pStyle w:val="ListParagraph"/>
-        <w:numPr>
-          <w:ilvl w:val="0"/>
-          <w:numId w:val="2"/>
-        </w:numPr>
-        <w:spacing w:after="60"/>
-      </w:pPr>
-      <w:r>
-        <w:t>Current affairs updates</w:t>
-      </w:r>
-    </w:p>
-    <w:p>
-      <w:pPr>
-        <w:pStyle w:val="ListParagraph"/>
-        <w:numPr>
-          <w:ilvl w:val="0"/>
-          <w:numId w:val="2"/>
-        </w:numPr>
-        <w:spacing w:after="60"/>
-      </w:pPr>
-      <w:r>
-        <w:t>Results pages</w:t>
-      </w:r>
-    </w:p>
-    <w:p>
-      <w:pPr>
-        <w:pStyle w:val="ListParagraph"/>
-        <w:numPr>
-          <w:ilvl w:val="0"/>
-          <w:numId w:val="2"/>
-        </w:numPr>
-        <w:spacing w:after="60"/>
-      </w:pPr>
-      <w:r>
-        <w:t>Admit card pages</w:t>
-      </w:r>
-    </w:p>
-    <w:p>
-      <w:pPr>
-        <w:pStyle w:val="ListParagraph"/>
-        <w:numPr>
-          <w:ilvl w:val="0"/>
-          <w:numId w:val="2"/>
-        </w:numPr>
-        <w:spacing w:after="60"/>
-      </w:pPr>
-      <w:r>
-        <w:t>Job notification pages</w:t>
-      </w:r>
-    </w:p>
-    <w:p>
-      <w:pPr>
-        <w:pStyle w:val="ListParagraph"/>
-        <w:numPr>
-          <w:ilvl w:val="0"/>
-          <w:numId w:val="2"/>
-        </w:numPr>
-        <w:spacing w:after="60"/>
-      </w:pPr>
-      <w:r>
-        <w:t>State and district pages</w:t>
-      </w:r>
-    </w:p>
-    <w:p>
-      <w:pPr>
-        <w:pStyle w:val="ListParagraph"/>
-        <w:numPr>
-          <w:ilvl w:val="0"/>
-          <w:numId w:val="2"/>
-        </w:numPr>
-        <w:spacing w:after="60"/>
-      </w:pPr>
-      <w:r>
-        <w:t>Qualification and department pages</w:t>
-      </w:r>
-    </w:p>
-    <w:p>
-      <w:pPr>
-        <w:pStyle w:val="ListParagraph"/>
-        <w:numPr>
-          <w:ilvl w:val="0"/>
-          <w:numId w:val="2"/>
-        </w:numPr>
-        <w:spacing w:after="60"/>
-      </w:pPr>
-      <w:r>
-        <w:t>Comparison articles</w:t>
-      </w:r>
-    </w:p>
-    <w:p>
-      <w:pPr>
-        <w:pStyle w:val="ListParagraph"/>
-        <w:numPr>
-          <w:ilvl w:val="0"/>
-          <w:numId w:val="2"/>
-        </w:numPr>
-        <w:spacing w:after="60"/>
-      </w:pPr>
-      <w:r>
-        <w:t>Glossary of exam terms</w:t>
-      </w:r>
-    </w:p>
-    <w:p>
-      <w:pPr>
-        <w:pStyle w:val="ListParagraph"/>
-        <w:numPr>
-          <w:ilvl w:val="0"/>
-          <w:numId w:val="2"/>
-        </w:numPr>
-        <w:spacing w:after="60"/>
-      </w:pPr>
-      <w:r>
-        <w:t>Career guidance content</w:t>
-      </w:r>
-    </w:p>
-    <w:p>
-      <w:pPr>
-        <w:pStyle w:val="Heading2"/>
-      </w:pPr>
-      <w:bookmarkStart w:id="26" w:name="_Toc235823509"/>
-      <w:r>
-        <w:t>Maintain</w:t>
-      </w:r>
-      <w:bookmarkEnd w:id="26"/>
-    </w:p>
-    <w:p>
-      <w:pPr>
-        <w:pStyle w:val="ListParagraph"/>
-        <w:numPr>
-          <w:ilvl w:val="0"/>
-          <w:numId w:val="2"/>
-        </w:numPr>
-        <w:spacing w:after="60"/>
-      </w:pPr>
-      <w:r>
-        <w:t>An editorial calendar</w:t>
-      </w:r>
-    </w:p>
-    <w:p>
-      <w:pPr>
-        <w:pStyle w:val="ListParagraph"/>
-        <w:numPr>
-          <w:ilvl w:val="0"/>
-          <w:numId w:val="2"/>
-        </w:numPr>
-        <w:spacing w:after="60"/>
-      </w:pPr>
-      <w:r>
-        <w:t>A content refresh schedule</w:t>
-      </w:r>
-    </w:p>
-    <w:p>
-      <w:pPr>
-        <w:pStyle w:val="ListParagraph"/>
-        <w:numPr>
-          <w:ilvl w:val="0"/>
-          <w:numId w:val="2"/>
-        </w:numPr>
-        <w:spacing w:after="60"/>
-      </w:pPr>
-      <w:r>
-        <w:t>A content pruning process for outdated/low-value pages</w:t>
-      </w:r>
-    </w:p>
-    <w:p>
-      <w:pPr>
-        <w:pStyle w:val="Heading1"/>
-      </w:pPr>
       <w:bookmarkStart w:id="27" w:name="_Toc235823510"/>
       <w:r>
         <w:t>Section 11 — On-Page SEO</w:t>
@@ -9943,7 +9448,6 @@
         <w:spacing w:after="60"/>
       </w:pPr>
       <w:r>
-        <w:lastRenderedPageBreak/>
         <w:t>Clear calls-to-action</w:t>
       </w:r>
     </w:p>
@@ -10085,6 +9589,7 @@
       </w:pPr>
       <w:bookmarkStart w:id="30" w:name="_Toc235823513"/>
       <w:r>
+        <w:lastRenderedPageBreak/>
         <w:t>Section 13 — Structured Data</w:t>
       </w:r>
       <w:bookmarkEnd w:id="30"/>
@@ -10333,950 +9838,950 @@
         <w:spacing w:after="60"/>
       </w:pPr>
       <w:r>
+        <w:t>Published editorial policy</w:t>
+      </w:r>
+    </w:p>
+    <w:p>
+      <w:pPr>
+        <w:pStyle w:val="ListParagraph"/>
+        <w:numPr>
+          <w:ilvl w:val="0"/>
+          <w:numId w:val="2"/>
+        </w:numPr>
+        <w:spacing w:after="60"/>
+      </w:pPr>
+      <w:r>
+        <w:t>Fact-check policy</w:t>
+      </w:r>
+    </w:p>
+    <w:p>
+      <w:pPr>
+        <w:pStyle w:val="ListParagraph"/>
+        <w:numPr>
+          <w:ilvl w:val="0"/>
+          <w:numId w:val="2"/>
+        </w:numPr>
+        <w:spacing w:after="60"/>
+      </w:pPr>
+      <w:r>
+        <w:t>Named author profiles with credentials</w:t>
+      </w:r>
+    </w:p>
+    <w:p>
+      <w:pPr>
+        <w:pStyle w:val="ListParagraph"/>
+        <w:numPr>
+          <w:ilvl w:val="0"/>
+          <w:numId w:val="2"/>
+        </w:numPr>
+        <w:spacing w:after="60"/>
+      </w:pPr>
+      <w:r>
+        <w:t>Reviewer/editor profiles</w:t>
+      </w:r>
+    </w:p>
+    <w:p>
+      <w:pPr>
+        <w:pStyle w:val="ListParagraph"/>
+        <w:numPr>
+          <w:ilvl w:val="0"/>
+          <w:numId w:val="2"/>
+        </w:numPr>
+        <w:spacing w:after="60"/>
+      </w:pPr>
+      <w:r>
+        <w:t>Clear contact information</w:t>
+      </w:r>
+    </w:p>
+    <w:p>
+      <w:pPr>
+        <w:pStyle w:val="ListParagraph"/>
+        <w:numPr>
+          <w:ilvl w:val="0"/>
+          <w:numId w:val="2"/>
+        </w:numPr>
+        <w:spacing w:after="60"/>
+      </w:pPr>
+      <w:r>
+        <w:t>Privacy Policy and Terms of Service</w:t>
+      </w:r>
+    </w:p>
+    <w:p>
+      <w:pPr>
+        <w:pStyle w:val="ListParagraph"/>
+        <w:numPr>
+          <w:ilvl w:val="0"/>
+          <w:numId w:val="2"/>
+        </w:numPr>
+        <w:spacing w:after="60"/>
+      </w:pPr>
+      <w:r>
+        <w:t>Corrections policy</w:t>
+      </w:r>
+    </w:p>
+    <w:p>
+      <w:pPr>
+        <w:pStyle w:val="ListParagraph"/>
+        <w:numPr>
+          <w:ilvl w:val="0"/>
+          <w:numId w:val="2"/>
+        </w:numPr>
+        <w:spacing w:after="60"/>
+      </w:pPr>
+      <w:r>
+        <w:t>Cited sources on factual claims</w:t>
+      </w:r>
+    </w:p>
+    <w:p>
+      <w:pPr>
+        <w:pStyle w:val="ListParagraph"/>
+        <w:numPr>
+          <w:ilvl w:val="0"/>
+          <w:numId w:val="2"/>
+        </w:numPr>
+        <w:spacing w:after="60"/>
+      </w:pPr>
+      <w:r>
+        <w:t>Visible update history on articles</w:t>
+      </w:r>
+    </w:p>
+    <w:p>
+      <w:pPr>
+        <w:pStyle w:val="Heading1"/>
+      </w:pPr>
+      <w:bookmarkStart w:id="32" w:name="_Toc235823515"/>
+      <w:r>
+        <w:t>Section 15 — AI Search Optimization</w:t>
+      </w:r>
+      <w:bookmarkEnd w:id="32"/>
+    </w:p>
+    <w:p>
+      <w:pPr>
+        <w:spacing w:after="150"/>
+      </w:pPr>
+      <w:r>
+        <w:t>Prepare content to be understood and surfaced by AI-powered search experiences (Google AI Overviews, other LLM-based assistants).</w:t>
+      </w:r>
+    </w:p>
+    <w:p>
+      <w:pPr>
+        <w:pStyle w:val="ListParagraph"/>
+        <w:numPr>
+          <w:ilvl w:val="0"/>
+          <w:numId w:val="2"/>
+        </w:numPr>
+        <w:spacing w:after="60"/>
+      </w:pPr>
+      <w:r>
+        <w:t>Entity optimization — clearly name exams, departments, states, qualifications</w:t>
+      </w:r>
+    </w:p>
+    <w:p>
+      <w:pPr>
+        <w:pStyle w:val="ListParagraph"/>
+        <w:numPr>
+          <w:ilvl w:val="0"/>
+          <w:numId w:val="2"/>
+        </w:numPr>
+        <w:spacing w:after="60"/>
+      </w:pPr>
+      <w:r>
+        <w:t>Semantic coverage — answer the full range of related sub-questions on a topic</w:t>
+      </w:r>
+    </w:p>
+    <w:p>
+      <w:pPr>
+        <w:pStyle w:val="ListParagraph"/>
+        <w:numPr>
+          <w:ilvl w:val="0"/>
+          <w:numId w:val="2"/>
+        </w:numPr>
+        <w:spacing w:after="60"/>
+      </w:pPr>
+      <w:r>
+        <w:t>Question-answer structured formatting (clear Q&amp;A blocks, FAQ schema)</w:t>
+      </w:r>
+    </w:p>
+    <w:p>
+      <w:pPr>
+        <w:pStyle w:val="ListParagraph"/>
+        <w:numPr>
+          <w:ilvl w:val="0"/>
+          <w:numId w:val="2"/>
+        </w:numPr>
+        <w:spacing w:after="60"/>
+      </w:pPr>
+      <w:r>
         <w:lastRenderedPageBreak/>
-        <w:t>Published editorial policy</w:t>
-      </w:r>
-    </w:p>
-    <w:p>
-      <w:pPr>
-        <w:pStyle w:val="ListParagraph"/>
-        <w:numPr>
-          <w:ilvl w:val="0"/>
-          <w:numId w:val="2"/>
-        </w:numPr>
-        <w:spacing w:after="60"/>
-      </w:pPr>
-      <w:r>
-        <w:t>Fact-check policy</w:t>
-      </w:r>
-    </w:p>
-    <w:p>
-      <w:pPr>
-        <w:pStyle w:val="ListParagraph"/>
-        <w:numPr>
-          <w:ilvl w:val="0"/>
-          <w:numId w:val="2"/>
-        </w:numPr>
-        <w:spacing w:after="60"/>
-      </w:pPr>
-      <w:r>
-        <w:t>Named author profiles with credentials</w:t>
-      </w:r>
-    </w:p>
-    <w:p>
-      <w:pPr>
-        <w:pStyle w:val="ListParagraph"/>
-        <w:numPr>
-          <w:ilvl w:val="0"/>
-          <w:numId w:val="2"/>
-        </w:numPr>
-        <w:spacing w:after="60"/>
-      </w:pPr>
-      <w:r>
-        <w:t>Reviewer/editor profiles</w:t>
-      </w:r>
-    </w:p>
-    <w:p>
-      <w:pPr>
-        <w:pStyle w:val="ListParagraph"/>
-        <w:numPr>
-          <w:ilvl w:val="0"/>
-          <w:numId w:val="2"/>
-        </w:numPr>
-        <w:spacing w:after="60"/>
-      </w:pPr>
-      <w:r>
-        <w:t>Clear contact information</w:t>
-      </w:r>
-    </w:p>
-    <w:p>
-      <w:pPr>
-        <w:pStyle w:val="ListParagraph"/>
-        <w:numPr>
-          <w:ilvl w:val="0"/>
-          <w:numId w:val="2"/>
-        </w:numPr>
-        <w:spacing w:after="60"/>
-      </w:pPr>
-      <w:r>
-        <w:t>Privacy Policy and Terms of Service</w:t>
-      </w:r>
-    </w:p>
-    <w:p>
-      <w:pPr>
-        <w:pStyle w:val="ListParagraph"/>
-        <w:numPr>
-          <w:ilvl w:val="0"/>
-          <w:numId w:val="2"/>
-        </w:numPr>
-        <w:spacing w:after="60"/>
-      </w:pPr>
-      <w:r>
-        <w:t>Corrections policy</w:t>
-      </w:r>
-    </w:p>
-    <w:p>
-      <w:pPr>
-        <w:pStyle w:val="ListParagraph"/>
-        <w:numPr>
-          <w:ilvl w:val="0"/>
-          <w:numId w:val="2"/>
-        </w:numPr>
-        <w:spacing w:after="60"/>
-      </w:pPr>
-      <w:r>
-        <w:t>Cited sources on factual claims</w:t>
-      </w:r>
-    </w:p>
-    <w:p>
-      <w:pPr>
-        <w:pStyle w:val="ListParagraph"/>
-        <w:numPr>
-          <w:ilvl w:val="0"/>
-          <w:numId w:val="2"/>
-        </w:numPr>
-        <w:spacing w:after="60"/>
-      </w:pPr>
-      <w:r>
-        <w:t>Visible update history on articles</w:t>
+        <w:t>Topic completeness rather than fragmented thin pages</w:t>
+      </w:r>
+    </w:p>
+    <w:p>
+      <w:pPr>
+        <w:pStyle w:val="ListParagraph"/>
+        <w:numPr>
+          <w:ilvl w:val="0"/>
+          <w:numId w:val="2"/>
+        </w:numPr>
+        <w:spacing w:after="60"/>
+      </w:pPr>
+      <w:r>
+        <w:t>Conversational formatting that mirrors how users phrase voice/AI queries</w:t>
+      </w:r>
+    </w:p>
+    <w:p>
+      <w:pPr>
+        <w:pStyle w:val="ListParagraph"/>
+        <w:numPr>
+          <w:ilvl w:val="0"/>
+          <w:numId w:val="2"/>
+        </w:numPr>
+        <w:spacing w:after="60"/>
+      </w:pPr>
+      <w:r>
+        <w:t>Concise, extractable summaries near the top of long articles</w:t>
+      </w:r>
+    </w:p>
+    <w:p>
+      <w:pPr>
+        <w:pStyle w:val="ListParagraph"/>
+        <w:numPr>
+          <w:ilvl w:val="0"/>
+          <w:numId w:val="2"/>
+        </w:numPr>
+        <w:spacing w:after="60"/>
+      </w:pPr>
+      <w:r>
+        <w:t>An llms.txt file where applicable, describing site structure for AI crawlers</w:t>
       </w:r>
     </w:p>
     <w:p>
       <w:pPr>
         <w:pStyle w:val="Heading1"/>
       </w:pPr>
-      <w:bookmarkStart w:id="32" w:name="_Toc235823515"/>
-      <w:r>
-        <w:t>Section 15 — AI Search Optimization</w:t>
-      </w:r>
-      <w:bookmarkEnd w:id="32"/>
-    </w:p>
-    <w:p>
-      <w:pPr>
-        <w:spacing w:after="150"/>
-      </w:pPr>
-      <w:r>
-        <w:t>Prepare content to be understood and surfaced by AI-powered search experiences (Google AI Overviews, other LLM-based assistants).</w:t>
-      </w:r>
-    </w:p>
-    <w:p>
-      <w:pPr>
-        <w:pStyle w:val="ListParagraph"/>
-        <w:numPr>
-          <w:ilvl w:val="0"/>
-          <w:numId w:val="2"/>
-        </w:numPr>
-        <w:spacing w:after="60"/>
-      </w:pPr>
-      <w:r>
-        <w:t>Entity optimization — clearly name exams, departments, states, qualifications</w:t>
-      </w:r>
-    </w:p>
-    <w:p>
-      <w:pPr>
-        <w:pStyle w:val="ListParagraph"/>
-        <w:numPr>
-          <w:ilvl w:val="0"/>
-          <w:numId w:val="2"/>
-        </w:numPr>
-        <w:spacing w:after="60"/>
-      </w:pPr>
-      <w:r>
-        <w:t>Semantic coverage — answer the full range of related sub-questions on a topic</w:t>
-      </w:r>
-    </w:p>
-    <w:p>
-      <w:pPr>
-        <w:pStyle w:val="ListParagraph"/>
-        <w:numPr>
-          <w:ilvl w:val="0"/>
-          <w:numId w:val="2"/>
-        </w:numPr>
-        <w:spacing w:after="60"/>
-      </w:pPr>
-      <w:r>
-        <w:t>Question-answer structured formatting (clear Q&amp;A blocks, FAQ schema)</w:t>
-      </w:r>
-    </w:p>
-    <w:p>
-      <w:pPr>
-        <w:pStyle w:val="ListParagraph"/>
-        <w:numPr>
-          <w:ilvl w:val="0"/>
-          <w:numId w:val="2"/>
-        </w:numPr>
-        <w:spacing w:after="60"/>
-      </w:pPr>
-      <w:r>
-        <w:t>Topic completeness rather than fragmented thin pages</w:t>
-      </w:r>
-    </w:p>
-    <w:p>
-      <w:pPr>
-        <w:pStyle w:val="ListParagraph"/>
-        <w:numPr>
-          <w:ilvl w:val="0"/>
-          <w:numId w:val="2"/>
-        </w:numPr>
-        <w:spacing w:after="60"/>
-      </w:pPr>
-      <w:r>
-        <w:t>Conversational formatting that mirrors how users phrase voice/AI queries</w:t>
-      </w:r>
-    </w:p>
-    <w:p>
-      <w:pPr>
-        <w:pStyle w:val="ListParagraph"/>
-        <w:numPr>
-          <w:ilvl w:val="0"/>
-          <w:numId w:val="2"/>
-        </w:numPr>
-        <w:spacing w:after="60"/>
-      </w:pPr>
-      <w:r>
-        <w:t>Concise, extractable summaries near the top of long articles</w:t>
-      </w:r>
-    </w:p>
-    <w:p>
-      <w:pPr>
-        <w:pStyle w:val="ListParagraph"/>
-        <w:numPr>
-          <w:ilvl w:val="0"/>
-          <w:numId w:val="2"/>
-        </w:numPr>
-        <w:spacing w:after="60"/>
-      </w:pPr>
-      <w:r>
-        <w:t>An llms.txt file where applicable, describing site structure for AI crawlers</w:t>
+      <w:bookmarkStart w:id="33" w:name="_Toc235823516"/>
+      <w:r>
+        <w:t>Section 16 — Off-Page SEO &amp; Backlinks</w:t>
+      </w:r>
+      <w:bookmarkEnd w:id="33"/>
+    </w:p>
+    <w:p>
+      <w:pPr>
+        <w:pStyle w:val="Heading2"/>
+      </w:pPr>
+      <w:bookmarkStart w:id="34" w:name="_Toc235823517"/>
+      <w:r>
+        <w:t>Build Authority Through</w:t>
+      </w:r>
+      <w:bookmarkEnd w:id="34"/>
+    </w:p>
+    <w:p>
+      <w:pPr>
+        <w:pStyle w:val="ListParagraph"/>
+        <w:numPr>
+          <w:ilvl w:val="0"/>
+          <w:numId w:val="2"/>
+        </w:numPr>
+        <w:spacing w:after="60"/>
+      </w:pPr>
+      <w:r>
+        <w:t>Guest posts on relevant education/government-jobs sites</w:t>
+      </w:r>
+    </w:p>
+    <w:p>
+      <w:pPr>
+        <w:pStyle w:val="ListParagraph"/>
+        <w:numPr>
+          <w:ilvl w:val="0"/>
+          <w:numId w:val="2"/>
+        </w:numPr>
+        <w:spacing w:after="60"/>
+      </w:pPr>
+      <w:r>
+        <w:t>Digital PR campaigns</w:t>
+      </w:r>
+    </w:p>
+    <w:p>
+      <w:pPr>
+        <w:pStyle w:val="ListParagraph"/>
+        <w:numPr>
+          <w:ilvl w:val="0"/>
+          <w:numId w:val="2"/>
+        </w:numPr>
+        <w:spacing w:after="60"/>
+      </w:pPr>
+      <w:r>
+        <w:t>Editorial and resource links</w:t>
+      </w:r>
+    </w:p>
+    <w:p>
+      <w:pPr>
+        <w:pStyle w:val="ListParagraph"/>
+        <w:numPr>
+          <w:ilvl w:val="0"/>
+          <w:numId w:val="2"/>
+        </w:numPr>
+        <w:spacing w:after="60"/>
+      </w:pPr>
+      <w:r>
+        <w:t>Industry and education directories</w:t>
+      </w:r>
+    </w:p>
+    <w:p>
+      <w:pPr>
+        <w:pStyle w:val="ListParagraph"/>
+        <w:numPr>
+          <w:ilvl w:val="0"/>
+          <w:numId w:val="2"/>
+        </w:numPr>
+        <w:spacing w:after="60"/>
+      </w:pPr>
+      <w:r>
+        <w:t>University/institution mentions</w:t>
+      </w:r>
+    </w:p>
+    <w:p>
+      <w:pPr>
+        <w:pStyle w:val="ListParagraph"/>
+        <w:numPr>
+          <w:ilvl w:val="0"/>
+          <w:numId w:val="2"/>
+        </w:numPr>
+        <w:spacing w:after="60"/>
+      </w:pPr>
+      <w:r>
+        <w:t>Unlinked brand mention reclamation</w:t>
+      </w:r>
+    </w:p>
+    <w:p>
+      <w:pPr>
+        <w:pStyle w:val="ListParagraph"/>
+        <w:numPr>
+          <w:ilvl w:val="0"/>
+          <w:numId w:val="2"/>
+        </w:numPr>
+        <w:spacing w:after="60"/>
+      </w:pPr>
+      <w:r>
+        <w:t>Podcast and interview appearances</w:t>
+      </w:r>
+    </w:p>
+    <w:p>
+      <w:pPr>
+        <w:pStyle w:val="ListParagraph"/>
+        <w:numPr>
+          <w:ilvl w:val="0"/>
+          <w:numId w:val="2"/>
+        </w:numPr>
+        <w:spacing w:after="60"/>
+      </w:pPr>
+      <w:r>
+        <w:t>Broken-link-building outreach</w:t>
+      </w:r>
+    </w:p>
+    <w:p>
+      <w:pPr>
+        <w:pStyle w:val="Heading2"/>
+      </w:pPr>
+      <w:bookmarkStart w:id="35" w:name="_Toc235823518"/>
+      <w:r>
+        <w:t>Track</w:t>
+      </w:r>
+      <w:bookmarkEnd w:id="35"/>
+    </w:p>
+    <w:p>
+      <w:pPr>
+        <w:pStyle w:val="ListParagraph"/>
+        <w:numPr>
+          <w:ilvl w:val="0"/>
+          <w:numId w:val="2"/>
+        </w:numPr>
+        <w:spacing w:after="60"/>
+      </w:pPr>
+      <w:r>
+        <w:t>Domain authority / rating</w:t>
+      </w:r>
+    </w:p>
+    <w:p>
+      <w:pPr>
+        <w:pStyle w:val="ListParagraph"/>
+        <w:numPr>
+          <w:ilvl w:val="0"/>
+          <w:numId w:val="2"/>
+        </w:numPr>
+        <w:spacing w:after="60"/>
+      </w:pPr>
+      <w:r>
+        <w:t>Referring domains</w:t>
+      </w:r>
+    </w:p>
+    <w:p>
+      <w:pPr>
+        <w:pStyle w:val="ListParagraph"/>
+        <w:numPr>
+          <w:ilvl w:val="0"/>
+          <w:numId w:val="2"/>
+        </w:numPr>
+        <w:spacing w:after="60"/>
+      </w:pPr>
+      <w:r>
+        <w:t>Anchor text distribution</w:t>
+      </w:r>
+    </w:p>
+    <w:p>
+      <w:pPr>
+        <w:pStyle w:val="ListParagraph"/>
+        <w:numPr>
+          <w:ilvl w:val="0"/>
+          <w:numId w:val="2"/>
+        </w:numPr>
+        <w:spacing w:after="60"/>
+      </w:pPr>
+      <w:r>
+        <w:t>Toxic backlink monitoring and disavow process</w:t>
       </w:r>
     </w:p>
     <w:p>
       <w:pPr>
         <w:pStyle w:val="Heading1"/>
       </w:pPr>
-      <w:bookmarkStart w:id="33" w:name="_Toc235823516"/>
-      <w:r>
-        <w:t>Section 16 — Off-Page SEO &amp; Backlinks</w:t>
-      </w:r>
-      <w:bookmarkEnd w:id="33"/>
+      <w:bookmarkStart w:id="36" w:name="_Toc235823519"/>
+      <w:r>
+        <w:t>Section 17 — Local SEO</w:t>
+      </w:r>
+      <w:bookmarkEnd w:id="36"/>
+    </w:p>
+    <w:p>
+      <w:pPr>
+        <w:pStyle w:val="ListParagraph"/>
+        <w:numPr>
+          <w:ilvl w:val="0"/>
+          <w:numId w:val="2"/>
+        </w:numPr>
+        <w:spacing w:after="60"/>
+      </w:pPr>
+      <w:r>
+        <w:t>Google Business Profile — complete, verified, categorized</w:t>
+      </w:r>
+    </w:p>
+    <w:p>
+      <w:pPr>
+        <w:pStyle w:val="ListParagraph"/>
+        <w:numPr>
+          <w:ilvl w:val="0"/>
+          <w:numId w:val="2"/>
+        </w:numPr>
+        <w:spacing w:after="60"/>
+      </w:pPr>
+      <w:r>
+        <w:t>Bing Places listing</w:t>
+      </w:r>
+    </w:p>
+    <w:p>
+      <w:pPr>
+        <w:pStyle w:val="ListParagraph"/>
+        <w:numPr>
+          <w:ilvl w:val="0"/>
+          <w:numId w:val="2"/>
+        </w:numPr>
+        <w:spacing w:after="60"/>
+      </w:pPr>
+      <w:r>
+        <w:t>Apple Business Connect listing</w:t>
+      </w:r>
+    </w:p>
+    <w:p>
+      <w:pPr>
+        <w:pStyle w:val="ListParagraph"/>
+        <w:numPr>
+          <w:ilvl w:val="0"/>
+          <w:numId w:val="2"/>
+        </w:numPr>
+        <w:spacing w:after="60"/>
+      </w:pPr>
+      <w:r>
+        <w:t>NAP (Name, Address, Phone) consistency across the web</w:t>
+      </w:r>
+    </w:p>
+    <w:p>
+      <w:pPr>
+        <w:pStyle w:val="ListParagraph"/>
+        <w:numPr>
+          <w:ilvl w:val="0"/>
+          <w:numId w:val="2"/>
+        </w:numPr>
+        <w:spacing w:after="60"/>
+      </w:pPr>
+      <w:r>
+        <w:t>Review generation and response strategy</w:t>
+      </w:r>
+    </w:p>
+    <w:p>
+      <w:pPr>
+        <w:pStyle w:val="ListParagraph"/>
+        <w:numPr>
+          <w:ilvl w:val="0"/>
+          <w:numId w:val="2"/>
+        </w:numPr>
+        <w:spacing w:after="60"/>
+      </w:pPr>
+      <w:r>
+        <w:t>Regular photo uploads</w:t>
+      </w:r>
+    </w:p>
+    <w:p>
+      <w:pPr>
+        <w:pStyle w:val="ListParagraph"/>
+        <w:numPr>
+          <w:ilvl w:val="0"/>
+          <w:numId w:val="2"/>
+        </w:numPr>
+        <w:spacing w:after="60"/>
+      </w:pPr>
+      <w:r>
+        <w:t>Services/Products sections kept current</w:t>
+      </w:r>
+    </w:p>
+    <w:p>
+      <w:pPr>
+        <w:pStyle w:val="ListParagraph"/>
+        <w:numPr>
+          <w:ilvl w:val="0"/>
+          <w:numId w:val="2"/>
+        </w:numPr>
+        <w:spacing w:after="60"/>
+      </w:pPr>
+      <w:r>
+        <w:t>Google Posts published regularly</w:t>
+      </w:r>
+    </w:p>
+    <w:p>
+      <w:pPr>
+        <w:pStyle w:val="ListParagraph"/>
+        <w:numPr>
+          <w:ilvl w:val="0"/>
+          <w:numId w:val="2"/>
+        </w:numPr>
+        <w:spacing w:after="60"/>
+      </w:pPr>
+      <w:r>
+        <w:t>Q&amp;A section monitored</w:t>
+      </w:r>
+    </w:p>
+    <w:p>
+      <w:pPr>
+        <w:pStyle w:val="ListParagraph"/>
+        <w:numPr>
+          <w:ilvl w:val="0"/>
+          <w:numId w:val="2"/>
+        </w:numPr>
+        <w:spacing w:after="60"/>
+      </w:pPr>
+      <w:r>
+        <w:t>Accurate map pin and directions</w:t>
+      </w:r>
+    </w:p>
+    <w:p>
+      <w:pPr>
+        <w:pStyle w:val="Heading1"/>
+      </w:pPr>
+      <w:bookmarkStart w:id="37" w:name="_Toc235823520"/>
+      <w:r>
+        <w:t>Section 18 — Social SEO</w:t>
+      </w:r>
+      <w:bookmarkEnd w:id="37"/>
+    </w:p>
+    <w:p>
+      <w:pPr>
+        <w:spacing w:after="150"/>
+      </w:pPr>
+      <w:r>
+        <w:lastRenderedPageBreak/>
+        <w:t>Maintain consistent branding and posting cadence across Facebook, Instagram, LinkedIn, X, YouTube, Telegram, WhatsApp, and Pinterest, with a defined content-distribution workflow that repurposes site content into short-form posts and alerts.</w:t>
+      </w:r>
+    </w:p>
+    <w:p>
+      <w:pPr>
+        <w:pStyle w:val="Heading1"/>
+      </w:pPr>
+      <w:bookmarkStart w:id="38" w:name="_Toc235823521"/>
+      <w:r>
+        <w:t>Section 19 — Image &amp; Video SEO</w:t>
+      </w:r>
+      <w:bookmarkEnd w:id="38"/>
     </w:p>
     <w:p>
       <w:pPr>
         <w:pStyle w:val="Heading2"/>
       </w:pPr>
-      <w:bookmarkStart w:id="34" w:name="_Toc235823517"/>
-      <w:r>
-        <w:t>Build Authority Through</w:t>
-      </w:r>
-      <w:bookmarkEnd w:id="34"/>
-    </w:p>
-    <w:p>
-      <w:pPr>
-        <w:pStyle w:val="ListParagraph"/>
-        <w:numPr>
-          <w:ilvl w:val="0"/>
-          <w:numId w:val="2"/>
-        </w:numPr>
-        <w:spacing w:after="60"/>
-      </w:pPr>
-      <w:r>
-        <w:t>Guest posts on relevant education/government-jobs sites</w:t>
-      </w:r>
-    </w:p>
-    <w:p>
-      <w:pPr>
-        <w:pStyle w:val="ListParagraph"/>
-        <w:numPr>
-          <w:ilvl w:val="0"/>
-          <w:numId w:val="2"/>
-        </w:numPr>
-        <w:spacing w:after="60"/>
-      </w:pPr>
-      <w:r>
-        <w:t>Digital PR campaigns</w:t>
-      </w:r>
-    </w:p>
-    <w:p>
-      <w:pPr>
-        <w:pStyle w:val="ListParagraph"/>
-        <w:numPr>
-          <w:ilvl w:val="0"/>
-          <w:numId w:val="2"/>
-        </w:numPr>
-        <w:spacing w:after="60"/>
-      </w:pPr>
-      <w:r>
-        <w:t>Editorial and resource links</w:t>
-      </w:r>
-    </w:p>
-    <w:p>
-      <w:pPr>
-        <w:pStyle w:val="ListParagraph"/>
-        <w:numPr>
-          <w:ilvl w:val="0"/>
-          <w:numId w:val="2"/>
-        </w:numPr>
-        <w:spacing w:after="60"/>
-      </w:pPr>
-      <w:r>
-        <w:t>Industry and education directories</w:t>
-      </w:r>
-    </w:p>
-    <w:p>
-      <w:pPr>
-        <w:pStyle w:val="ListParagraph"/>
-        <w:numPr>
-          <w:ilvl w:val="0"/>
-          <w:numId w:val="2"/>
-        </w:numPr>
-        <w:spacing w:after="60"/>
-      </w:pPr>
-      <w:r>
-        <w:t>University/institution mentions</w:t>
-      </w:r>
-    </w:p>
-    <w:p>
-      <w:pPr>
-        <w:pStyle w:val="ListParagraph"/>
-        <w:numPr>
-          <w:ilvl w:val="0"/>
-          <w:numId w:val="2"/>
-        </w:numPr>
-        <w:spacing w:after="60"/>
-      </w:pPr>
-      <w:r>
-        <w:t>Unlinked brand mention reclamation</w:t>
-      </w:r>
-    </w:p>
-    <w:p>
-      <w:pPr>
-        <w:pStyle w:val="ListParagraph"/>
-        <w:numPr>
-          <w:ilvl w:val="0"/>
-          <w:numId w:val="2"/>
-        </w:numPr>
-        <w:spacing w:after="60"/>
-      </w:pPr>
-      <w:r>
-        <w:t>Podcast and interview appearances</w:t>
-      </w:r>
-    </w:p>
-    <w:p>
-      <w:pPr>
-        <w:pStyle w:val="ListParagraph"/>
-        <w:numPr>
-          <w:ilvl w:val="0"/>
-          <w:numId w:val="2"/>
-        </w:numPr>
-        <w:spacing w:after="60"/>
-      </w:pPr>
-      <w:r>
-        <w:t>Broken-link-building outreach</w:t>
+      <w:bookmarkStart w:id="39" w:name="_Toc235823522"/>
+      <w:r>
+        <w:t>Images</w:t>
+      </w:r>
+      <w:bookmarkEnd w:id="39"/>
+    </w:p>
+    <w:p>
+      <w:pPr>
+        <w:pStyle w:val="ListParagraph"/>
+        <w:numPr>
+          <w:ilvl w:val="0"/>
+          <w:numId w:val="2"/>
+        </w:numPr>
+        <w:spacing w:after="60"/>
+      </w:pPr>
+      <w:r>
+        <w:t>Descriptive file names</w:t>
+      </w:r>
+    </w:p>
+    <w:p>
+      <w:pPr>
+        <w:pStyle w:val="ListParagraph"/>
+        <w:numPr>
+          <w:ilvl w:val="0"/>
+          <w:numId w:val="2"/>
+        </w:numPr>
+        <w:spacing w:after="60"/>
+      </w:pPr>
+      <w:r>
+        <w:t>Descriptive ALT text</w:t>
+      </w:r>
+    </w:p>
+    <w:p>
+      <w:pPr>
+        <w:pStyle w:val="ListParagraph"/>
+        <w:numPr>
+          <w:ilvl w:val="0"/>
+          <w:numId w:val="2"/>
+        </w:numPr>
+        <w:spacing w:after="60"/>
+      </w:pPr>
+      <w:r>
+        <w:t>Compression</w:t>
+      </w:r>
+    </w:p>
+    <w:p>
+      <w:pPr>
+        <w:pStyle w:val="ListParagraph"/>
+        <w:numPr>
+          <w:ilvl w:val="0"/>
+          <w:numId w:val="2"/>
+        </w:numPr>
+        <w:spacing w:after="60"/>
+      </w:pPr>
+      <w:r>
+        <w:t>Modern formats (</w:t>
+      </w:r>
+      <w:proofErr w:type="spellStart"/>
+      <w:r>
+        <w:t>WebP</w:t>
+      </w:r>
+      <w:proofErr w:type="spellEnd"/>
+      <w:r>
+        <w:t>/AVIF)</w:t>
+      </w:r>
+    </w:p>
+    <w:p>
+      <w:pPr>
+        <w:pStyle w:val="ListParagraph"/>
+        <w:numPr>
+          <w:ilvl w:val="0"/>
+          <w:numId w:val="2"/>
+        </w:numPr>
+        <w:spacing w:after="60"/>
+      </w:pPr>
+      <w:r>
+        <w:t>Dedicated image sitemap</w:t>
       </w:r>
     </w:p>
     <w:p>
       <w:pPr>
         <w:pStyle w:val="Heading2"/>
       </w:pPr>
-      <w:bookmarkStart w:id="35" w:name="_Toc235823518"/>
-      <w:r>
-        <w:t>Track</w:t>
-      </w:r>
-      <w:bookmarkEnd w:id="35"/>
-    </w:p>
-    <w:p>
-      <w:pPr>
-        <w:pStyle w:val="ListParagraph"/>
-        <w:numPr>
-          <w:ilvl w:val="0"/>
-          <w:numId w:val="2"/>
-        </w:numPr>
-        <w:spacing w:after="60"/>
-      </w:pPr>
-      <w:r>
-        <w:t>Domain authority / rating</w:t>
-      </w:r>
-    </w:p>
-    <w:p>
-      <w:pPr>
-        <w:pStyle w:val="ListParagraph"/>
-        <w:numPr>
-          <w:ilvl w:val="0"/>
-          <w:numId w:val="2"/>
-        </w:numPr>
-        <w:spacing w:after="60"/>
-      </w:pPr>
-      <w:r>
-        <w:t>Referring domains</w:t>
-      </w:r>
-    </w:p>
-    <w:p>
-      <w:pPr>
-        <w:pStyle w:val="ListParagraph"/>
-        <w:numPr>
-          <w:ilvl w:val="0"/>
-          <w:numId w:val="2"/>
-        </w:numPr>
-        <w:spacing w:after="60"/>
-      </w:pPr>
-      <w:r>
-        <w:t>Anchor text distribution</w:t>
-      </w:r>
-    </w:p>
-    <w:p>
-      <w:pPr>
-        <w:pStyle w:val="ListParagraph"/>
-        <w:numPr>
-          <w:ilvl w:val="0"/>
-          <w:numId w:val="2"/>
-        </w:numPr>
-        <w:spacing w:after="60"/>
-      </w:pPr>
+      <w:bookmarkStart w:id="40" w:name="_Toc235823523"/>
+      <w:r>
+        <w:t>Video</w:t>
+      </w:r>
+      <w:bookmarkEnd w:id="40"/>
+    </w:p>
+    <w:p>
+      <w:pPr>
+        <w:pStyle w:val="ListParagraph"/>
+        <w:numPr>
+          <w:ilvl w:val="0"/>
+          <w:numId w:val="2"/>
+        </w:numPr>
+        <w:spacing w:after="60"/>
+      </w:pPr>
+      <w:r>
+        <w:t>Descriptive titles and descriptions</w:t>
+      </w:r>
+    </w:p>
+    <w:p>
+      <w:pPr>
+        <w:pStyle w:val="ListParagraph"/>
+        <w:numPr>
+          <w:ilvl w:val="0"/>
+          <w:numId w:val="2"/>
+        </w:numPr>
+        <w:spacing w:after="60"/>
+      </w:pPr>
+      <w:r>
+        <w:t>Chapters/timestamps</w:t>
+      </w:r>
+    </w:p>
+    <w:p>
+      <w:pPr>
+        <w:pStyle w:val="ListParagraph"/>
+        <w:numPr>
+          <w:ilvl w:val="0"/>
+          <w:numId w:val="2"/>
+        </w:numPr>
+        <w:spacing w:after="60"/>
+      </w:pPr>
+      <w:r>
+        <w:t>Transcripts</w:t>
+      </w:r>
+    </w:p>
+    <w:p>
+      <w:pPr>
+        <w:pStyle w:val="ListParagraph"/>
+        <w:numPr>
+          <w:ilvl w:val="0"/>
+          <w:numId w:val="2"/>
+        </w:numPr>
+        <w:spacing w:after="60"/>
+      </w:pPr>
+      <w:proofErr w:type="spellStart"/>
+      <w:r>
+        <w:t>VideoObject</w:t>
+      </w:r>
+      <w:proofErr w:type="spellEnd"/>
+      <w:r>
+        <w:t xml:space="preserve"> schema</w:t>
+      </w:r>
+    </w:p>
+    <w:p>
+      <w:pPr>
+        <w:pStyle w:val="ListParagraph"/>
+        <w:numPr>
+          <w:ilvl w:val="0"/>
+          <w:numId w:val="2"/>
+        </w:numPr>
+        <w:spacing w:after="60"/>
+      </w:pPr>
+      <w:r>
+        <w:t>Video sitemap</w:t>
+      </w:r>
+    </w:p>
+    <w:p>
+      <w:pPr>
+        <w:pStyle w:val="Heading1"/>
+      </w:pPr>
+      <w:bookmarkStart w:id="41" w:name="_Toc235823524"/>
+      <w:r>
+        <w:t>Section 20 — Security</w:t>
+      </w:r>
+      <w:bookmarkEnd w:id="41"/>
+    </w:p>
+    <w:p>
+      <w:pPr>
+        <w:pStyle w:val="ListParagraph"/>
+        <w:numPr>
+          <w:ilvl w:val="0"/>
+          <w:numId w:val="2"/>
+        </w:numPr>
+        <w:spacing w:after="60"/>
+      </w:pPr>
+      <w:r>
+        <w:t>HTTPS enforced site-wide</w:t>
+      </w:r>
+    </w:p>
+    <w:p>
+      <w:pPr>
+        <w:pStyle w:val="ListParagraph"/>
+        <w:numPr>
+          <w:ilvl w:val="0"/>
+          <w:numId w:val="2"/>
+        </w:numPr>
+        <w:spacing w:after="60"/>
+      </w:pPr>
+      <w:r>
+        <w:t>Regular malware and spam scanning</w:t>
+      </w:r>
+    </w:p>
+    <w:p>
+      <w:pPr>
+        <w:pStyle w:val="ListParagraph"/>
+        <w:numPr>
+          <w:ilvl w:val="0"/>
+          <w:numId w:val="2"/>
+        </w:numPr>
+        <w:spacing w:after="60"/>
+      </w:pPr>
+      <w:r>
+        <w:t>Automated backups tested for restore</w:t>
+      </w:r>
+    </w:p>
+    <w:p>
+      <w:pPr>
+        <w:pStyle w:val="ListParagraph"/>
+        <w:numPr>
+          <w:ilvl w:val="0"/>
+          <w:numId w:val="2"/>
+        </w:numPr>
+        <w:spacing w:after="60"/>
+      </w:pPr>
+      <w:r>
+        <w:t>Software/plugin updates kept current</w:t>
+      </w:r>
+    </w:p>
+    <w:p>
+      <w:pPr>
+        <w:pStyle w:val="ListParagraph"/>
+        <w:numPr>
+          <w:ilvl w:val="0"/>
+          <w:numId w:val="2"/>
+        </w:numPr>
+        <w:spacing w:after="60"/>
+      </w:pPr>
+      <w:r>
+        <w:t>Firewall rules and access permissions reviewed</w:t>
+      </w:r>
+    </w:p>
+    <w:p>
+      <w:pPr>
+        <w:pStyle w:val="ListParagraph"/>
+        <w:numPr>
+          <w:ilvl w:val="0"/>
+          <w:numId w:val="2"/>
+        </w:numPr>
+        <w:spacing w:after="60"/>
+      </w:pPr>
+      <w:r>
+        <w:t>Continuous uptime/security monitoring</w:t>
+      </w:r>
+    </w:p>
+    <w:p>
+      <w:pPr>
+        <w:pStyle w:val="ListParagraph"/>
+        <w:numPr>
+          <w:ilvl w:val="0"/>
+          <w:numId w:val="2"/>
+        </w:numPr>
+        <w:spacing w:after="60"/>
+      </w:pPr>
+      <w:r>
+        <w:t>Documented incident-recovery procedure</w:t>
+      </w:r>
+    </w:p>
+    <w:p>
+      <w:pPr>
+        <w:pStyle w:val="Heading1"/>
+      </w:pPr>
+      <w:bookmarkStart w:id="42" w:name="_Toc235823525"/>
+      <w:r>
+        <w:t>Section 21 — Conversion Rate Optimization (CRO)</w:t>
+      </w:r>
+      <w:bookmarkEnd w:id="42"/>
+    </w:p>
+    <w:p>
+      <w:pPr>
+        <w:pStyle w:val="ListParagraph"/>
+        <w:numPr>
+          <w:ilvl w:val="0"/>
+          <w:numId w:val="2"/>
+        </w:numPr>
+        <w:spacing w:after="60"/>
+      </w:pPr>
+      <w:r>
+        <w:t>Clear, action-oriented CTAs</w:t>
+      </w:r>
+    </w:p>
+    <w:p>
+      <w:pPr>
+        <w:pStyle w:val="ListParagraph"/>
+        <w:numPr>
+          <w:ilvl w:val="0"/>
+          <w:numId w:val="2"/>
+        </w:numPr>
+        <w:spacing w:after="60"/>
+      </w:pPr>
+      <w:r>
+        <w:t>Simple, low-friction forms</w:t>
+      </w:r>
+    </w:p>
+    <w:p>
+      <w:pPr>
+        <w:pStyle w:val="ListParagraph"/>
+        <w:numPr>
+          <w:ilvl w:val="0"/>
+          <w:numId w:val="2"/>
+        </w:numPr>
+        <w:spacing w:after="60"/>
+      </w:pPr>
+      <w:r>
+        <w:t>Optimized landing pages for high-intent keywords</w:t>
+      </w:r>
+    </w:p>
+    <w:p>
+      <w:pPr>
+        <w:pStyle w:val="ListParagraph"/>
+        <w:numPr>
+          <w:ilvl w:val="0"/>
+          <w:numId w:val="2"/>
+        </w:numPr>
+        <w:spacing w:after="60"/>
+      </w:pPr>
+      <w:r>
+        <w:t>Intuitive navigation and user flow</w:t>
+      </w:r>
+    </w:p>
+    <w:p>
+      <w:pPr>
+        <w:pStyle w:val="ListParagraph"/>
+        <w:numPr>
+          <w:ilvl w:val="0"/>
+          <w:numId w:val="2"/>
+        </w:numPr>
+        <w:spacing w:after="60"/>
+      </w:pPr>
+      <w:r>
+        <w:t>Heatmap analysis (via Microsoft Clarity)</w:t>
+      </w:r>
+    </w:p>
+    <w:p>
+      <w:pPr>
+        <w:pStyle w:val="ListParagraph"/>
+        <w:numPr>
+          <w:ilvl w:val="0"/>
+          <w:numId w:val="2"/>
+        </w:numPr>
+        <w:spacing w:after="60"/>
+      </w:pPr>
+      <w:r>
+        <w:t>Funnel drop-off analysis</w:t>
+      </w:r>
+    </w:p>
+    <w:p>
+      <w:pPr>
+        <w:pStyle w:val="ListParagraph"/>
+        <w:numPr>
+          <w:ilvl w:val="0"/>
+          <w:numId w:val="2"/>
+        </w:numPr>
+        <w:spacing w:after="60"/>
+      </w:pPr>
+      <w:r>
+        <w:t>A/B testing of key elements</w:t>
+      </w:r>
+    </w:p>
+    <w:p>
+      <w:pPr>
+        <w:pStyle w:val="Heading1"/>
+      </w:pPr>
+      <w:bookmarkStart w:id="43" w:name="_Toc235823526"/>
       <w:r>
         <w:lastRenderedPageBreak/>
-        <w:t>Toxic backlink monitoring and disavow process</w:t>
-      </w:r>
-    </w:p>
-    <w:p>
-      <w:pPr>
-        <w:pStyle w:val="Heading1"/>
-      </w:pPr>
-      <w:bookmarkStart w:id="36" w:name="_Toc235823519"/>
-      <w:r>
-        <w:t>Section 17 — Local SEO</w:t>
-      </w:r>
-      <w:bookmarkEnd w:id="36"/>
-    </w:p>
-    <w:p>
-      <w:pPr>
-        <w:pStyle w:val="ListParagraph"/>
-        <w:numPr>
-          <w:ilvl w:val="0"/>
-          <w:numId w:val="2"/>
-        </w:numPr>
-        <w:spacing w:after="60"/>
-      </w:pPr>
-      <w:r>
-        <w:t>Google Business Profile — complete, verified, categorized</w:t>
-      </w:r>
-    </w:p>
-    <w:p>
-      <w:pPr>
-        <w:pStyle w:val="ListParagraph"/>
-        <w:numPr>
-          <w:ilvl w:val="0"/>
-          <w:numId w:val="2"/>
-        </w:numPr>
-        <w:spacing w:after="60"/>
-      </w:pPr>
-      <w:r>
-        <w:t>Bing Places listing</w:t>
-      </w:r>
-    </w:p>
-    <w:p>
-      <w:pPr>
-        <w:pStyle w:val="ListParagraph"/>
-        <w:numPr>
-          <w:ilvl w:val="0"/>
-          <w:numId w:val="2"/>
-        </w:numPr>
-        <w:spacing w:after="60"/>
-      </w:pPr>
-      <w:r>
-        <w:t>Apple Business Connect listing</w:t>
-      </w:r>
-    </w:p>
-    <w:p>
-      <w:pPr>
-        <w:pStyle w:val="ListParagraph"/>
-        <w:numPr>
-          <w:ilvl w:val="0"/>
-          <w:numId w:val="2"/>
-        </w:numPr>
-        <w:spacing w:after="60"/>
-      </w:pPr>
-      <w:r>
-        <w:t>NAP (Name, Address, Phone) consistency across the web</w:t>
-      </w:r>
-    </w:p>
-    <w:p>
-      <w:pPr>
-        <w:pStyle w:val="ListParagraph"/>
-        <w:numPr>
-          <w:ilvl w:val="0"/>
-          <w:numId w:val="2"/>
-        </w:numPr>
-        <w:spacing w:after="60"/>
-      </w:pPr>
-      <w:r>
-        <w:t>Review generation and response strategy</w:t>
-      </w:r>
-    </w:p>
-    <w:p>
-      <w:pPr>
-        <w:pStyle w:val="ListParagraph"/>
-        <w:numPr>
-          <w:ilvl w:val="0"/>
-          <w:numId w:val="2"/>
-        </w:numPr>
-        <w:spacing w:after="60"/>
-      </w:pPr>
-      <w:r>
-        <w:t>Regular photo uploads</w:t>
-      </w:r>
-    </w:p>
-    <w:p>
-      <w:pPr>
-        <w:pStyle w:val="ListParagraph"/>
-        <w:numPr>
-          <w:ilvl w:val="0"/>
-          <w:numId w:val="2"/>
-        </w:numPr>
-        <w:spacing w:after="60"/>
-      </w:pPr>
-      <w:r>
-        <w:t>Services/Products sections kept current</w:t>
-      </w:r>
-    </w:p>
-    <w:p>
-      <w:pPr>
-        <w:pStyle w:val="ListParagraph"/>
-        <w:numPr>
-          <w:ilvl w:val="0"/>
-          <w:numId w:val="2"/>
-        </w:numPr>
-        <w:spacing w:after="60"/>
-      </w:pPr>
-      <w:r>
-        <w:t>Google Posts published regularly</w:t>
-      </w:r>
-    </w:p>
-    <w:p>
-      <w:pPr>
-        <w:pStyle w:val="ListParagraph"/>
-        <w:numPr>
-          <w:ilvl w:val="0"/>
-          <w:numId w:val="2"/>
-        </w:numPr>
-        <w:spacing w:after="60"/>
-      </w:pPr>
-      <w:r>
-        <w:t>Q&amp;A section monitored</w:t>
-      </w:r>
-    </w:p>
-    <w:p>
-      <w:pPr>
-        <w:pStyle w:val="ListParagraph"/>
-        <w:numPr>
-          <w:ilvl w:val="0"/>
-          <w:numId w:val="2"/>
-        </w:numPr>
-        <w:spacing w:after="60"/>
-      </w:pPr>
-      <w:r>
-        <w:t>Accurate map pin and directions</w:t>
-      </w:r>
-    </w:p>
-    <w:p>
-      <w:pPr>
-        <w:pStyle w:val="Heading1"/>
-      </w:pPr>
-      <w:bookmarkStart w:id="37" w:name="_Toc235823520"/>
-      <w:r>
-        <w:t>Section 18 — Social SEO</w:t>
-      </w:r>
-      <w:bookmarkEnd w:id="37"/>
-    </w:p>
-    <w:p>
-      <w:pPr>
-        <w:spacing w:after="150"/>
-      </w:pPr>
-      <w:r>
-        <w:t>Maintain consistent branding and posting cadence across Facebook, Instagram, LinkedIn, X, YouTube, Telegram, WhatsApp, and Pinterest, with a defined content-distribution workflow that repurposes site content into short-form posts and alerts.</w:t>
-      </w:r>
-    </w:p>
-    <w:p>
-      <w:pPr>
-        <w:pStyle w:val="Heading1"/>
-      </w:pPr>
-      <w:bookmarkStart w:id="38" w:name="_Toc235823521"/>
-      <w:r>
-        <w:t>Section 19 — Image &amp; Video SEO</w:t>
-      </w:r>
-      <w:bookmarkEnd w:id="38"/>
-    </w:p>
-    <w:p>
-      <w:pPr>
-        <w:pStyle w:val="Heading2"/>
-      </w:pPr>
-      <w:bookmarkStart w:id="39" w:name="_Toc235823522"/>
-      <w:r>
-        <w:t>Images</w:t>
-      </w:r>
-      <w:bookmarkEnd w:id="39"/>
-    </w:p>
-    <w:p>
-      <w:pPr>
-        <w:pStyle w:val="ListParagraph"/>
-        <w:numPr>
-          <w:ilvl w:val="0"/>
-          <w:numId w:val="2"/>
-        </w:numPr>
-        <w:spacing w:after="60"/>
-      </w:pPr>
-      <w:r>
-        <w:t>Descriptive file names</w:t>
-      </w:r>
-    </w:p>
-    <w:p>
-      <w:pPr>
-        <w:pStyle w:val="ListParagraph"/>
-        <w:numPr>
-          <w:ilvl w:val="0"/>
-          <w:numId w:val="2"/>
-        </w:numPr>
-        <w:spacing w:after="60"/>
-      </w:pPr>
-      <w:r>
-        <w:t>Descriptive ALT text</w:t>
-      </w:r>
-    </w:p>
-    <w:p>
-      <w:pPr>
-        <w:pStyle w:val="ListParagraph"/>
-        <w:numPr>
-          <w:ilvl w:val="0"/>
-          <w:numId w:val="2"/>
-        </w:numPr>
-        <w:spacing w:after="60"/>
-      </w:pPr>
-      <w:r>
-        <w:t>Compression</w:t>
-      </w:r>
-    </w:p>
-    <w:p>
-      <w:pPr>
-        <w:pStyle w:val="ListParagraph"/>
-        <w:numPr>
-          <w:ilvl w:val="0"/>
-          <w:numId w:val="2"/>
-        </w:numPr>
-        <w:spacing w:after="60"/>
-      </w:pPr>
-      <w:r>
-        <w:t>Modern formats (</w:t>
-      </w:r>
-      <w:proofErr w:type="spellStart"/>
-      <w:r>
-        <w:t>WebP</w:t>
-      </w:r>
-      <w:proofErr w:type="spellEnd"/>
-      <w:r>
-        <w:t>/AVIF)</w:t>
-      </w:r>
-    </w:p>
-    <w:p>
-      <w:pPr>
-        <w:pStyle w:val="ListParagraph"/>
-        <w:numPr>
-          <w:ilvl w:val="0"/>
-          <w:numId w:val="2"/>
-        </w:numPr>
-        <w:spacing w:after="60"/>
-      </w:pPr>
-      <w:r>
-        <w:t>Dedicated image sitemap</w:t>
-      </w:r>
-    </w:p>
-    <w:p>
-      <w:pPr>
-        <w:pStyle w:val="Heading2"/>
-      </w:pPr>
-      <w:bookmarkStart w:id="40" w:name="_Toc235823523"/>
-      <w:r>
-        <w:t>Video</w:t>
-      </w:r>
-      <w:bookmarkEnd w:id="40"/>
-    </w:p>
-    <w:p>
-      <w:pPr>
-        <w:pStyle w:val="ListParagraph"/>
-        <w:numPr>
-          <w:ilvl w:val="0"/>
-          <w:numId w:val="2"/>
-        </w:numPr>
-        <w:spacing w:after="60"/>
-      </w:pPr>
-      <w:r>
-        <w:t>Descriptive titles and descriptions</w:t>
-      </w:r>
-    </w:p>
-    <w:p>
-      <w:pPr>
-        <w:pStyle w:val="ListParagraph"/>
-        <w:numPr>
-          <w:ilvl w:val="0"/>
-          <w:numId w:val="2"/>
-        </w:numPr>
-        <w:spacing w:after="60"/>
-      </w:pPr>
-      <w:r>
-        <w:t>Chapters/timestamps</w:t>
-      </w:r>
-    </w:p>
-    <w:p>
-      <w:pPr>
-        <w:pStyle w:val="ListParagraph"/>
-        <w:numPr>
-          <w:ilvl w:val="0"/>
-          <w:numId w:val="2"/>
-        </w:numPr>
-        <w:spacing w:after="60"/>
-      </w:pPr>
-      <w:r>
-        <w:t>Transcripts</w:t>
-      </w:r>
-    </w:p>
-    <w:p>
-      <w:pPr>
-        <w:pStyle w:val="ListParagraph"/>
-        <w:numPr>
-          <w:ilvl w:val="0"/>
-          <w:numId w:val="2"/>
-        </w:numPr>
-        <w:spacing w:after="60"/>
-      </w:pPr>
-      <w:proofErr w:type="spellStart"/>
-      <w:r>
-        <w:t>VideoObject</w:t>
-      </w:r>
-      <w:proofErr w:type="spellEnd"/>
-      <w:r>
-        <w:t xml:space="preserve"> schema</w:t>
-      </w:r>
-    </w:p>
-    <w:p>
-      <w:pPr>
-        <w:pStyle w:val="ListParagraph"/>
-        <w:numPr>
-          <w:ilvl w:val="0"/>
-          <w:numId w:val="2"/>
-        </w:numPr>
-        <w:spacing w:after="60"/>
-      </w:pPr>
-      <w:r>
-        <w:t>Video sitemap</w:t>
-      </w:r>
-    </w:p>
-    <w:p>
-      <w:pPr>
-        <w:pStyle w:val="Heading1"/>
-      </w:pPr>
-      <w:bookmarkStart w:id="41" w:name="_Toc235823524"/>
-      <w:r>
-        <w:t>Section 20 — Security</w:t>
-      </w:r>
-      <w:bookmarkEnd w:id="41"/>
-    </w:p>
-    <w:p>
-      <w:pPr>
-        <w:pStyle w:val="ListParagraph"/>
-        <w:numPr>
-          <w:ilvl w:val="0"/>
-          <w:numId w:val="2"/>
-        </w:numPr>
-        <w:spacing w:after="60"/>
-      </w:pPr>
-      <w:r>
-        <w:lastRenderedPageBreak/>
-        <w:t>HTTPS enforced site-wide</w:t>
-      </w:r>
-    </w:p>
-    <w:p>
-      <w:pPr>
-        <w:pStyle w:val="ListParagraph"/>
-        <w:numPr>
-          <w:ilvl w:val="0"/>
-          <w:numId w:val="2"/>
-        </w:numPr>
-        <w:spacing w:after="60"/>
-      </w:pPr>
-      <w:r>
-        <w:t>Regular malware and spam scanning</w:t>
-      </w:r>
-    </w:p>
-    <w:p>
-      <w:pPr>
-        <w:pStyle w:val="ListParagraph"/>
-        <w:numPr>
-          <w:ilvl w:val="0"/>
-          <w:numId w:val="2"/>
-        </w:numPr>
-        <w:spacing w:after="60"/>
-      </w:pPr>
-      <w:r>
-        <w:t>Automated backups tested for restore</w:t>
-      </w:r>
-    </w:p>
-    <w:p>
-      <w:pPr>
-        <w:pStyle w:val="ListParagraph"/>
-        <w:numPr>
-          <w:ilvl w:val="0"/>
-          <w:numId w:val="2"/>
-        </w:numPr>
-        <w:spacing w:after="60"/>
-      </w:pPr>
-      <w:r>
-        <w:t>Software/plugin updates kept current</w:t>
-      </w:r>
-    </w:p>
-    <w:p>
-      <w:pPr>
-        <w:pStyle w:val="ListParagraph"/>
-        <w:numPr>
-          <w:ilvl w:val="0"/>
-          <w:numId w:val="2"/>
-        </w:numPr>
-        <w:spacing w:after="60"/>
-      </w:pPr>
-      <w:r>
-        <w:t>Firewall rules and access permissions reviewed</w:t>
-      </w:r>
-    </w:p>
-    <w:p>
-      <w:pPr>
-        <w:pStyle w:val="ListParagraph"/>
-        <w:numPr>
-          <w:ilvl w:val="0"/>
-          <w:numId w:val="2"/>
-        </w:numPr>
-        <w:spacing w:after="60"/>
-      </w:pPr>
-      <w:r>
-        <w:t>Continuous uptime/security monitoring</w:t>
-      </w:r>
-    </w:p>
-    <w:p>
-      <w:pPr>
-        <w:pStyle w:val="ListParagraph"/>
-        <w:numPr>
-          <w:ilvl w:val="0"/>
-          <w:numId w:val="2"/>
-        </w:numPr>
-        <w:spacing w:after="60"/>
-      </w:pPr>
-      <w:r>
-        <w:t>Documented incident-recovery procedure</w:t>
-      </w:r>
-    </w:p>
-    <w:p>
-      <w:pPr>
-        <w:pStyle w:val="Heading1"/>
-      </w:pPr>
-      <w:bookmarkStart w:id="42" w:name="_Toc235823525"/>
-      <w:r>
-        <w:t>Section 21 — Conversion Rate Optimization (CRO)</w:t>
-      </w:r>
-      <w:bookmarkEnd w:id="42"/>
-    </w:p>
-    <w:p>
-      <w:pPr>
-        <w:pStyle w:val="ListParagraph"/>
-        <w:numPr>
-          <w:ilvl w:val="0"/>
-          <w:numId w:val="2"/>
-        </w:numPr>
-        <w:spacing w:after="60"/>
-      </w:pPr>
-      <w:r>
-        <w:t>Clear, action-oriented CTAs</w:t>
-      </w:r>
-    </w:p>
-    <w:p>
-      <w:pPr>
-        <w:pStyle w:val="ListParagraph"/>
-        <w:numPr>
-          <w:ilvl w:val="0"/>
-          <w:numId w:val="2"/>
-        </w:numPr>
-        <w:spacing w:after="60"/>
-      </w:pPr>
-      <w:r>
-        <w:t>Simple, low-friction forms</w:t>
-      </w:r>
-    </w:p>
-    <w:p>
-      <w:pPr>
-        <w:pStyle w:val="ListParagraph"/>
-        <w:numPr>
-          <w:ilvl w:val="0"/>
-          <w:numId w:val="2"/>
-        </w:numPr>
-        <w:spacing w:after="60"/>
-      </w:pPr>
-      <w:r>
-        <w:t>Optimized landing pages for high-intent keywords</w:t>
-      </w:r>
-    </w:p>
-    <w:p>
-      <w:pPr>
-        <w:pStyle w:val="ListParagraph"/>
-        <w:numPr>
-          <w:ilvl w:val="0"/>
-          <w:numId w:val="2"/>
-        </w:numPr>
-        <w:spacing w:after="60"/>
-      </w:pPr>
-      <w:r>
-        <w:t>Intuitive navigation and user flow</w:t>
-      </w:r>
-    </w:p>
-    <w:p>
-      <w:pPr>
-        <w:pStyle w:val="ListParagraph"/>
-        <w:numPr>
-          <w:ilvl w:val="0"/>
-          <w:numId w:val="2"/>
-        </w:numPr>
-        <w:spacing w:after="60"/>
-      </w:pPr>
-      <w:r>
-        <w:t>Heatmap analysis (via Microsoft Clarity)</w:t>
-      </w:r>
-    </w:p>
-    <w:p>
-      <w:pPr>
-        <w:pStyle w:val="ListParagraph"/>
-        <w:numPr>
-          <w:ilvl w:val="0"/>
-          <w:numId w:val="2"/>
-        </w:numPr>
-        <w:spacing w:after="60"/>
-      </w:pPr>
-      <w:r>
-        <w:t>Funnel drop-off analysis</w:t>
-      </w:r>
-    </w:p>
-    <w:p>
-      <w:pPr>
-        <w:pStyle w:val="ListParagraph"/>
-        <w:numPr>
-          <w:ilvl w:val="0"/>
-          <w:numId w:val="2"/>
-        </w:numPr>
-        <w:spacing w:after="60"/>
-      </w:pPr>
-      <w:r>
-        <w:t>A/B testing of key elements</w:t>
-      </w:r>
-    </w:p>
-    <w:p>
-      <w:pPr>
-        <w:pStyle w:val="Heading1"/>
-      </w:pPr>
-      <w:bookmarkStart w:id="43" w:name="_Toc235823526"/>
-      <w:r>
         <w:t>Section 22 — Automation</w:t>
       </w:r>
       <w:bookmarkEnd w:id="43"/>
@@ -11618,7 +11123,6 @@
         <w:spacing w:after="60"/>
       </w:pPr>
       <w:r>
-        <w:lastRenderedPageBreak/>
         <w:t>Updating an existing page</w:t>
       </w:r>
     </w:p>
@@ -12047,6 +11551,7 @@
           </w:tcPr>
           <w:p>
             <w:r>
+              <w:lastRenderedPageBreak/>
               <w:t>High-Quality Backlinks</w:t>
             </w:r>
           </w:p>
@@ -12298,7 +11803,6 @@
         <w:spacing w:after="60"/>
       </w:pPr>
       <w:r>
-        <w:lastRenderedPageBreak/>
         <w:t>Outreach for guest posts; submit to quality education directories</w:t>
       </w:r>
     </w:p>
@@ -12573,6 +12077,7 @@
         <w:spacing w:after="60"/>
       </w:pPr>
       <w:r>
+        <w:lastRenderedPageBreak/>
         <w:t>Use only sustainable, white-hat SEO techniques</w:t>
       </w:r>
     </w:p>
